--- a/downloads/student/ai-3-week-36.docx
+++ b/downloads/student/ai-3-week-36.docx
@@ -1728,6 +1728,16 @@
     <w:p>
       <w:r>
         <w:t>These invented counts illustrate defense structure; the class must replace them with its own documented evidence.</w:t>
+      </w:r>
+    </w:p>
+    <w:p>
+      <w:r>
+        <w:t>Read the labelled picture: Which numbers would you display to make the defense honest? Point to the relevant step in the picture, then write the changed result and the rule or evidence that supports it.</w:t>
+      </w:r>
+    </w:p>
+    <w:p>
+      <w:r>
+        <w:t>Change one thing: Only the retrieval rate is put on the presentation poster. Predict the result before checking the explanation. What remains the same?</w:t>
       </w:r>
     </w:p>
     <w:p>
@@ -3795,6 +3805,187 @@
     <w:p>
       <w:r>
         <w:t>Attempt the independent case before hints. Record whether you worked alone, used a hint or followed a model. After feedback, fix the first unsupported step and explain why it changed. A later check uses a changed case, not a copied answer.</w:t>
+      </w:r>
+    </w:p>
+    <w:p>
+      <w:pPr>
+        <w:pStyle w:val="Heading1"/>
+      </w:pPr>
+      <w:r>
+        <w:t>15. Your lesson route</w:t>
+      </w:r>
+    </w:p>
+    <w:p>
+      <w:r>
+        <w:t>Start with this question: Defend a study-buddy project using separate claims and matching evidence.</w:t>
+      </w:r>
+    </w:p>
+    <w:tbl>
+      <w:tblPr>
+        <w:tblStyle w:val="LightShading-Accent1"/>
+        <w:tblW w:type="auto" w:w="0"/>
+        <w:tblLook w:firstColumn="1" w:firstRow="1" w:lastColumn="0" w:lastRow="0" w:noHBand="0" w:noVBand="1" w:val="04A0"/>
+      </w:tblPr>
+      <w:tblGrid>
+        <w:gridCol w:w="5112"/>
+        <w:gridCol w:w="5112"/>
+      </w:tblGrid>
+      <w:tr>
+        <w:trPr>
+          <w:tblHeader/>
+        </w:trPr>
+        <w:tc>
+          <w:tcPr>
+            <w:tcW w:type="dxa" w:w="5112"/>
+          </w:tcPr>
+          <w:p>
+            <w:r>
+              <w:t>By the end, I can</w:t>
+            </w:r>
+          </w:p>
+        </w:tc>
+        <w:tc>
+          <w:tcPr>
+            <w:tcW w:type="dxa" w:w="5112"/>
+          </w:tcPr>
+          <w:p>
+            <w:r>
+              <w:t>How I will show it</w:t>
+            </w:r>
+          </w:p>
+        </w:tc>
+      </w:tr>
+      <w:tr>
+        <w:tc>
+          <w:tcPr>
+            <w:tcW w:type="dxa" w:w="5112"/>
+          </w:tcPr>
+          <w:p>
+            <w:r>
+              <w:t>Explain the mechanism and terminology of generative systems defense</w:t>
+            </w:r>
+          </w:p>
+        </w:tc>
+        <w:tc>
+          <w:tcPr>
+            <w:tcW w:type="dxa" w:w="5112"/>
+          </w:tcPr>
+          <w:p>
+            <w:r>
+              <w:t>Explain the deciding step, show a trace or test, and state one limit.</w:t>
+            </w:r>
+          </w:p>
+        </w:tc>
+      </w:tr>
+      <w:tr>
+        <w:tc>
+          <w:tcPr>
+            <w:tcW w:type="dxa" w:w="5112"/>
+          </w:tcPr>
+          <w:p>
+            <w:r>
+              <w:t>Apply the stated procedure to a new case with a traceable result</w:t>
+            </w:r>
+          </w:p>
+        </w:tc>
+        <w:tc>
+          <w:tcPr>
+            <w:tcW w:type="dxa" w:w="5112"/>
+          </w:tcPr>
+          <w:p>
+            <w:r>
+              <w:t>Explain the deciding step, show a trace or test, and state one limit.</w:t>
+            </w:r>
+          </w:p>
+        </w:tc>
+      </w:tr>
+      <w:tr>
+        <w:tc>
+          <w:tcPr>
+            <w:tcW w:type="dxa" w:w="5112"/>
+          </w:tcPr>
+          <w:p>
+            <w:r>
+              <w:t>Identify an assumption or limitation and design a revealing follow-up</w:t>
+            </w:r>
+          </w:p>
+        </w:tc>
+        <w:tc>
+          <w:tcPr>
+            <w:tcW w:type="dxa" w:w="5112"/>
+          </w:tcPr>
+          <w:p>
+            <w:r>
+              <w:t>Explain the deciding step, show a trace or test, and state one limit.</w:t>
+            </w:r>
+          </w:p>
+        </w:tc>
+      </w:tr>
+    </w:tbl>
+    <w:p>
+      <w:r>
+        <w:t>Remember → watch and explain → try with help → investigate → try independently → keep project evidence. Your teacher may spread this lesson across several classes.</w:t>
+      </w:r>
+    </w:p>
+    <w:p>
+      <w:r>
+        <w:t>Keep your first prediction. Compare it with what the evidence shows and explain any change.</w:t>
+      </w:r>
+    </w:p>
+    <w:p>
+      <w:pPr>
+        <w:pStyle w:val="Heading1"/>
+      </w:pPr>
+      <w:r>
+        <w:t>16. Finish and return</w:t>
+      </w:r>
+    </w:p>
+    <w:p>
+      <w:r>
+        <w:t>Close your notes. Explain this goal in your own words: Explain the mechanism and terminology of generative systems defense</w:t>
+      </w:r>
+    </w:p>
+    <w:p>
+      <w:pPr>
+        <w:pStyle w:val="Heading3"/>
+      </w:pPr>
+      <w:r>
+        <w:t>My deciding step, evidence and one remaining question</w:t>
+      </w:r>
+    </w:p>
+    <w:p>
+      <w:r>
+        <w:t>________________________________________________________________</w:t>
+      </w:r>
+    </w:p>
+    <w:p>
+      <w:r>
+        <w:t>________________________________________________________________</w:t>
+      </w:r>
+    </w:p>
+    <w:p>
+      <w:r>
+        <w:t>________________________________________________________________</w:t>
+      </w:r>
+    </w:p>
+    <w:p>
+      <w:r>
+        <w:t>________________________________________________________________</w:t>
+      </w:r>
+    </w:p>
+    <w:p>
+      <w:r>
+        <w:t>________________________________________________________________</w:t>
+      </w:r>
+    </w:p>
+    <w:p>
+      <w:r>
+        <w:t>If you are unsure, return to the worked picture and explain one arrow. If you are ready, change an input or assumption and justify your prediction.</w:t>
+      </w:r>
+    </w:p>
+    <w:p>
+      <w:r>
+        <w:t>Save your workbook evidence. At the next review, try a different case before opening your old answer.</w:t>
       </w:r>
     </w:p>
     <w:sectPr>

--- a/downloads/student/ai-3-week-36.docx
+++ b/downloads/student/ai-3-week-36.docx
@@ -3986,6 +3986,202 @@
     <w:p>
       <w:r>
         <w:t>Save your workbook evidence. At the next review, try a different case before opening your old answer.</w:t>
+      </w:r>
+    </w:p>
+    <w:p>
+      <w:pPr>
+        <w:pStyle w:val="Heading1"/>
+      </w:pPr>
+      <w:r>
+        <w:t>17. Supported practice, repair and portfolio</w:t>
+      </w:r>
+    </w:p>
+    <w:p>
+      <w:r>
+        <w:t>Use this supported practice once, in the browser or on paper. Keep the reserved independent assessment for a separate first attempt before teacher feedback.</w:t>
+      </w:r>
+    </w:p>
+    <w:p>
+      <w:r>
+        <w:t>Defend a study-buddy project using separate claims and matching evidence.</w:t>
+      </w:r>
+    </w:p>
+    <w:p>
+      <w:pPr>
+        <w:pStyle w:val="Heading3"/>
+      </w:pPr>
+      <w:r>
+        <w:t>Practice 1: explain the deciding evidence</w:t>
+      </w:r>
+    </w:p>
+    <w:p>
+      <w:r>
+        <w:t>Which labelled step matches this detail? Appropriate fallback is 4/5=80%. Make no measured speed claim.</w:t>
+      </w:r>
+    </w:p>
+    <w:p>
+      <w:r>
+        <w:t>1. Fallback claim</w:t>
+      </w:r>
+    </w:p>
+    <w:p>
+      <w:r>
+        <w:t>2. Answer claim</w:t>
+      </w:r>
+    </w:p>
+    <w:p>
+      <w:r>
+        <w:t>3. Retrieval claim</w:t>
+      </w:r>
+    </w:p>
+    <w:p>
+      <w:pPr>
+        <w:pStyle w:val="Heading3"/>
+      </w:pPr>
+      <w:r>
+        <w:t>My selected conclusion, deciding fact and explanation</w:t>
+      </w:r>
+    </w:p>
+    <w:p>
+      <w:r>
+        <w:t>________________________________________________________________</w:t>
+      </w:r>
+    </w:p>
+    <w:p>
+      <w:r>
+        <w:t>________________________________________________________________</w:t>
+      </w:r>
+    </w:p>
+    <w:p>
+      <w:r>
+        <w:t>________________________________________________________________</w:t>
+      </w:r>
+    </w:p>
+    <w:p>
+      <w:r>
+        <w:t>________________________________________________________________</w:t>
+      </w:r>
+    </w:p>
+    <w:p>
+      <w:r>
+        <w:t>________________________________________________________________</w:t>
+      </w:r>
+    </w:p>
+    <w:p>
+      <w:r>
+        <w:t>Hint if needed: Read the steps in the pictorial case. Match the supplied detail to the stage that performs or records it.</w:t>
+      </w:r>
+    </w:p>
+    <w:p>
+      <w:r>
+        <w:t>After your attempt, compare with the supported explanation: Fallback claim Appropriate fallback is 4/5=80%. Make no measured speed claim. Read the picture in order. Appropriate fallback is 4/5=80%. Make no measured speed claim. The arrows show which recorded input or intermediate result each decision uses. Explain the deciding step aloud before checking the changed case; pointing to the final answer alone does not show how it follows.</w:t>
+      </w:r>
+    </w:p>
+    <w:p>
+      <w:pPr>
+        <w:pStyle w:val="Heading3"/>
+      </w:pPr>
+      <w:r>
+        <w:t>Practice 2: explain the deciding evidence</w:t>
+      </w:r>
+    </w:p>
+    <w:p>
+      <w:r>
+        <w:t>Changed-case practice: Only the retrieval rate is put on the presentation poster. Which conclusion is supported by the supplied facts?</w:t>
+      </w:r>
+    </w:p>
+    <w:p>
+      <w:r>
+        <w:t>1. This one example guarantees correct results for every future input.</w:t>
+      </w:r>
+    </w:p>
+    <w:p>
+      <w:r>
+        <w:t>2. The poster omits the lower supported-answer rate and cannot imply 80% fully correct answers.</w:t>
+      </w:r>
+    </w:p>
+    <w:p>
+      <w:r>
+        <w:t>3. We can decide the result without examining the changed input or the procedure.</w:t>
+      </w:r>
+    </w:p>
+    <w:p>
+      <w:pPr>
+        <w:pStyle w:val="Heading3"/>
+      </w:pPr>
+      <w:r>
+        <w:t>My selected conclusion, deciding fact and explanation</w:t>
+      </w:r>
+    </w:p>
+    <w:p>
+      <w:r>
+        <w:t>________________________________________________________________</w:t>
+      </w:r>
+    </w:p>
+    <w:p>
+      <w:r>
+        <w:t>________________________________________________________________</w:t>
+      </w:r>
+    </w:p>
+    <w:p>
+      <w:r>
+        <w:t>________________________________________________________________</w:t>
+      </w:r>
+    </w:p>
+    <w:p>
+      <w:r>
+        <w:t>________________________________________________________________</w:t>
+      </w:r>
+    </w:p>
+    <w:p>
+      <w:r>
+        <w:t>________________________________________________________________</w:t>
+      </w:r>
+    </w:p>
+    <w:p>
+      <w:r>
+        <w:t>Hint if needed: Use the changed condition and the deciding step in the pictorial trace. The answer must say what follows from those facts.</w:t>
+      </w:r>
+    </w:p>
+    <w:p>
+      <w:r>
+        <w:t>After your attempt, compare with the supported explanation: The poster omits the lower supported-answer rate and cannot imply 80% fully correct answers. Retrieving useful evidence is an intermediate step, not proof that the final answer uses it correctly.</w:t>
+      </w:r>
+    </w:p>
+    <w:p>
+      <w:pPr>
+        <w:pStyle w:val="Heading3"/>
+      </w:pPr>
+      <w:r>
+        <w:t>Repair a missing building block</w:t>
+      </w:r>
+    </w:p>
+    <w:p>
+      <w:r>
+        <w:t>Review Capstone Evaluate and Improve (ai-3/35). Goal: Explain the mechanism and terminology of capstone evaluation and revision. Short practice: May the team call the repaired validation cases an untouched final test? Point to the relevant step in the picture, then write the changed result and the rule or evidence that supports it.. Return to this week and explain what you changed.</w:t>
+      </w:r>
+    </w:p>
+    <w:p>
+      <w:r>
+        <w:t>Review Capstone Design (ai-3/33). Goal: Explain the mechanism and terminology of capstone requirements and corpus. Short practice: What should the project plan record before the new flower test? Point to the relevant step in the picture, then write the changed result and the rule or evidence that supports it.. Return to this week and explain what you changed.</w:t>
+      </w:r>
+    </w:p>
+    <w:p>
+      <w:r>
+        <w:t>Review Bias and Representation (ai-3/30). Goal: Explain the mechanism and terminology of representation and bias evaluation. Short practice: Explain why comparing six correct answers in each group would mislead. Point to the relevant step in the picture, then write the changed result and the rule or evidence that supports it.. Return to this week and explain what you changed.</w:t>
+      </w:r>
+    </w:p>
+    <w:p>
+      <w:pPr>
+        <w:pStyle w:val="Heading3"/>
+      </w:pPr>
+      <w:r>
+        <w:t>Keep your completed work</w:t>
+      </w:r>
+    </w:p>
+    <w:p>
+      <w:r>
+        <w:t>Use Download completed work in the hosted lesson to export your answers, reflections, practice feedback and code-run evidence. Open the HTML copy to read or print it. Drafts stay in this browser when storage is available; clear drafts on a shared device.</w:t>
       </w:r>
     </w:p>
     <w:sectPr>

--- a/downloads/student/ai-3-week-36.docx
+++ b/downloads/student/ai-3-week-36.docx
@@ -42,6 +42,11 @@
       </w:r>
     </w:p>
     <w:p>
+      <w:r>
+        <w:t>Start with the target: Explain the mechanism and terminology of generative systems defense. Try the recall before opening notes.</w:t>
+      </w:r>
+    </w:p>
+    <w:p>
       <w:pPr>
         <w:pStyle w:val="Heading3"/>
       </w:pPr>
@@ -50,18 +55,72 @@
       </w:r>
     </w:p>
     <w:p>
-      <w:r>
-        <w:t>I can explain the mechanism and terminology of generative systems defense.</w:t>
-      </w:r>
-    </w:p>
-    <w:p>
-      <w:r>
+      <w:pPr>
+        <w:spacing w:line="336" w:lineRule="auto" w:after="180"/>
+      </w:pPr>
+      <w:r>
+        <w:rPr>
+          <w:b w:val="0"/>
+        </w:rPr>
+        <w:t xml:space="preserve">I can explain the </w:t>
+      </w:r>
+      <w:r>
+        <w:rPr>
+          <w:b/>
+        </w:rPr>
+        <w:t>mechanism</w:t>
+      </w:r>
+      <w:r>
+        <w:rPr>
+          <w:b w:val="0"/>
+        </w:rPr>
+        <w:t xml:space="preserve"> and terminology of generative systems </w:t>
+      </w:r>
+      <w:r>
+        <w:rPr>
+          <w:b/>
+        </w:rPr>
+        <w:t>defense</w:t>
+      </w:r>
+      <w:r>
+        <w:rPr>
+          <w:b w:val="0"/>
+        </w:rPr>
+        <w:t>.</w:t>
+      </w:r>
+    </w:p>
+    <w:p>
+      <w:pPr>
+        <w:spacing w:line="336" w:lineRule="auto" w:after="180"/>
+      </w:pPr>
+      <w:r>
+        <w:rPr>
+          <w:b w:val="0"/>
+        </w:rPr>
         <w:t>I can apply the stated procedure to a new case with a traceable result.</w:t>
       </w:r>
     </w:p>
     <w:p>
-      <w:r>
-        <w:t>I can identify an assumption or limitation and design a revealing follow-up.</w:t>
+      <w:pPr>
+        <w:spacing w:line="336" w:lineRule="auto" w:after="180"/>
+      </w:pPr>
+      <w:r>
+        <w:rPr>
+          <w:b w:val="0"/>
+        </w:rPr>
+        <w:t xml:space="preserve">I can identify an assumption or </w:t>
+      </w:r>
+      <w:r>
+        <w:rPr>
+          <w:b/>
+        </w:rPr>
+        <w:t>limitation</w:t>
+      </w:r>
+      <w:r>
+        <w:rPr>
+          <w:b w:val="0"/>
+        </w:rPr>
+        <w:t xml:space="preserve"> and design a revealing follow-up.</w:t>
       </w:r>
     </w:p>
     <w:p>
@@ -73,38 +132,134 @@
       </w:r>
     </w:p>
     <w:p>
-      <w:r>
+      <w:pPr>
+        <w:spacing w:line="336" w:lineRule="auto" w:after="180"/>
+      </w:pPr>
+      <w:r>
+        <w:rPr>
+          <w:b w:val="0"/>
+        </w:rPr>
         <w:t>Close your notes first. A rough first answer helps us choose the right starting point; it is not a score for your ability.</w:t>
       </w:r>
     </w:p>
     <w:p>
-      <w:r>
+      <w:pPr>
+        <w:spacing w:line="336" w:lineRule="auto" w:after="180"/>
+      </w:pPr>
+      <w:r>
+        <w:rPr>
+          <w:b w:val="0"/>
+        </w:rPr>
         <w:t>Without opening the old lesson, explain one key idea from Capstone Evaluate and Improve. Give an example and a mistake that the idea helps you avoid.</w:t>
       </w:r>
     </w:p>
     <w:p>
-      <w:r>
+      <w:pPr>
+        <w:spacing w:line="336" w:lineRule="auto" w:after="180"/>
+      </w:pPr>
+      <w:r>
+        <w:rPr>
+          <w:b w:val="0"/>
+        </w:rPr>
         <w:t>Without opening the old lesson, explain one key idea from Capstone Design. Give an example and a mistake that the idea helps you avoid.</w:t>
       </w:r>
     </w:p>
     <w:p>
-      <w:r>
+      <w:pPr>
+        <w:spacing w:line="336" w:lineRule="auto" w:after="180"/>
+      </w:pPr>
+      <w:r>
+        <w:rPr>
+          <w:b w:val="0"/>
+        </w:rPr>
         <w:t>Without opening the old lesson, explain one key idea from Bias and Representation. Give an example and a mistake that the idea helps you avoid.</w:t>
       </w:r>
     </w:p>
     <w:p>
-      <w:r>
-        <w:t>After trying, check the relevant lesson or ask your teacher. Change the part of your explanation that the evidence shows was wrong.</w:t>
-      </w:r>
-    </w:p>
-    <w:p>
-      <w:r>
-        <w:t>Week 36: Creator Defense</w:t>
-      </w:r>
-    </w:p>
-    <w:p>
-      <w:r>
-        <w:t>A creator explains architecture, evidence, limitations, provenance, and responsible use.</w:t>
+      <w:pPr>
+        <w:spacing w:line="336" w:lineRule="auto" w:after="180"/>
+      </w:pPr>
+      <w:r>
+        <w:rPr>
+          <w:b w:val="0"/>
+        </w:rPr>
+        <w:t xml:space="preserve">After trying, check the relevant lesson or ask your teacher. Change the part of your explanation that the </w:t>
+      </w:r>
+      <w:r>
+        <w:rPr>
+          <w:b/>
+        </w:rPr>
+        <w:t>evidence</w:t>
+      </w:r>
+      <w:r>
+        <w:rPr>
+          <w:b w:val="0"/>
+        </w:rPr>
+        <w:t xml:space="preserve"> shows was wrong.</w:t>
+      </w:r>
+    </w:p>
+    <w:p>
+      <w:pPr>
+        <w:spacing w:line="336" w:lineRule="auto" w:after="180"/>
+      </w:pPr>
+      <w:r>
+        <w:rPr>
+          <w:b w:val="0"/>
+        </w:rPr>
+        <w:t xml:space="preserve">Week 36: Creator </w:t>
+      </w:r>
+      <w:r>
+        <w:rPr>
+          <w:b/>
+        </w:rPr>
+        <w:t>Defense</w:t>
+      </w:r>
+    </w:p>
+    <w:p>
+      <w:pPr>
+        <w:spacing w:line="336" w:lineRule="auto" w:after="180"/>
+      </w:pPr>
+      <w:r>
+        <w:rPr>
+          <w:b w:val="0"/>
+        </w:rPr>
+        <w:t xml:space="preserve">A creator explains </w:t>
+      </w:r>
+      <w:r>
+        <w:rPr>
+          <w:b/>
+        </w:rPr>
+        <w:t>architecture</w:t>
+      </w:r>
+      <w:r>
+        <w:rPr>
+          <w:b w:val="0"/>
+        </w:rPr>
+        <w:t xml:space="preserve">, </w:t>
+      </w:r>
+      <w:r>
+        <w:rPr>
+          <w:b/>
+        </w:rPr>
+        <w:t>evidence</w:t>
+      </w:r>
+      <w:r>
+        <w:rPr>
+          <w:b w:val="0"/>
+        </w:rPr>
+        <w:t xml:space="preserve">, </w:t>
+      </w:r>
+      <w:r>
+        <w:rPr>
+          <w:b/>
+        </w:rPr>
+        <w:t>limitation</w:t>
+      </w:r>
+      <w:r>
+        <w:rPr>
+          <w:b w:val="0"/>
+        </w:rPr>
+        <w:t>s, provenance, and responsible use.</w:t>
       </w:r>
     </w:p>
     <w:p>
@@ -144,17 +299,35 @@
       </w:r>
     </w:p>
     <w:p>
-      <w:r>
+      <w:pPr>
+        <w:spacing w:line="336" w:lineRule="auto" w:after="180"/>
+      </w:pPr>
+      <w:r>
+        <w:rPr>
+          <w:b/>
+        </w:rPr>
         <w:t>CREATOR MISSION</w:t>
       </w:r>
     </w:p>
     <w:p>
-      <w:r>
+      <w:pPr>
+        <w:spacing w:line="336" w:lineRule="auto" w:after="180"/>
+      </w:pPr>
+      <w:r>
+        <w:rPr>
+          <w:b w:val="0"/>
+        </w:rPr>
         <w:t>Demo and defend against fresh test and design questions.</w:t>
       </w:r>
     </w:p>
     <w:p>
-      <w:r>
+      <w:pPr>
+        <w:spacing w:line="336" w:lineRule="auto" w:after="180"/>
+      </w:pPr>
+      <w:r>
+        <w:rPr>
+          <w:b w:val="0"/>
+        </w:rPr>
         <w:t>Creator name and date:</w:t>
       </w:r>
     </w:p>
@@ -200,8 +373,38 @@
       </w:r>
     </w:p>
     <w:p>
-      <w:r>
-        <w:t>Recall Capstone evaluation and revision. Explain why a recorded result needs its input conditions and evidence source before it can support a claim.</w:t>
+      <w:pPr>
+        <w:spacing w:line="336" w:lineRule="auto" w:after="180"/>
+      </w:pPr>
+      <w:r>
+        <w:rPr>
+          <w:b w:val="0"/>
+        </w:rPr>
+        <w:t xml:space="preserve">Recall Capstone evaluation and revision. Explain why a recorded result needs its </w:t>
+      </w:r>
+      <w:r>
+        <w:rPr>
+          <w:b/>
+        </w:rPr>
+        <w:t>input</w:t>
+      </w:r>
+      <w:r>
+        <w:rPr>
+          <w:b w:val="0"/>
+        </w:rPr>
+        <w:t xml:space="preserve"> conditions and </w:t>
+      </w:r>
+      <w:r>
+        <w:rPr>
+          <w:b/>
+        </w:rPr>
+        <w:t>evidence</w:t>
+      </w:r>
+      <w:r>
+        <w:rPr>
+          <w:b w:val="0"/>
+        </w:rPr>
+        <w:t xml:space="preserve"> source before it can support a claim.</w:t>
       </w:r>
     </w:p>
     <w:p>
@@ -213,8 +416,38 @@
       </w:r>
     </w:p>
     <w:p>
-      <w:r>
-        <w:t>By the end, I can explain creator defense using a traced example and a stated limitation.</w:t>
+      <w:pPr>
+        <w:spacing w:line="336" w:lineRule="auto" w:after="180"/>
+      </w:pPr>
+      <w:r>
+        <w:rPr>
+          <w:b w:val="0"/>
+        </w:rPr>
+        <w:t xml:space="preserve">By the end, I can explain creator </w:t>
+      </w:r>
+      <w:r>
+        <w:rPr>
+          <w:b/>
+        </w:rPr>
+        <w:t>defense</w:t>
+      </w:r>
+      <w:r>
+        <w:rPr>
+          <w:b w:val="0"/>
+        </w:rPr>
+        <w:t xml:space="preserve"> using a traced example and a stated </w:t>
+      </w:r>
+      <w:r>
+        <w:rPr>
+          <w:b/>
+        </w:rPr>
+        <w:t>limitation</w:t>
+      </w:r>
+      <w:r>
+        <w:rPr>
+          <w:b w:val="0"/>
+        </w:rPr>
+        <w:t>.</w:t>
       </w:r>
     </w:p>
     <w:p>
@@ -227,17 +460,52 @@
     </w:p>
     <w:p>
       <w:r>
+        <w:t>Investigate the supplied Creator Defense case. Separate observations, given facts and assumptions before choosing an explanation.</w:t>
+      </w:r>
+    </w:p>
+    <w:p>
+      <w:pPr>
+        <w:spacing w:line="336" w:lineRule="auto" w:after="180"/>
+      </w:pPr>
+      <w:r>
+        <w:rPr>
+          <w:b/>
+        </w:rPr>
         <w:t>PICTURE STORY</w:t>
       </w:r>
     </w:p>
     <w:p>
-      <w:r>
+      <w:pPr>
+        <w:spacing w:line="336" w:lineRule="auto" w:after="180"/>
+      </w:pPr>
+      <w:r>
+        <w:rPr>
+          <w:b w:val="0"/>
+        </w:rPr>
         <w:t>Notice → Predict → Explain</w:t>
       </w:r>
     </w:p>
     <w:p>
-      <w:r>
-        <w:t>Begin with visible evidence. Do not explain more than the picture and information support.</w:t>
+      <w:pPr>
+        <w:spacing w:line="336" w:lineRule="auto" w:after="180"/>
+      </w:pPr>
+      <w:r>
+        <w:rPr>
+          <w:b w:val="0"/>
+        </w:rPr>
+        <w:t xml:space="preserve">Begin with visible </w:t>
+      </w:r>
+      <w:r>
+        <w:rPr>
+          <w:b/>
+        </w:rPr>
+        <w:t>evidence</w:t>
+      </w:r>
+      <w:r>
+        <w:rPr>
+          <w:b w:val="0"/>
+        </w:rPr>
+        <w:t>. Do not explain more than the picture and information support.</w:t>
       </w:r>
     </w:p>
     <w:p>
@@ -277,18 +545,82 @@
       </w:r>
     </w:p>
     <w:p>
-      <w:r>
+      <w:pPr>
+        <w:pStyle w:val="Heading3"/>
+      </w:pPr>
+      <w:r>
+        <w:t>Start with this puzzle</w:t>
+      </w:r>
+    </w:p>
+    <w:p>
+      <w:pPr>
+        <w:spacing w:line="336" w:lineRule="auto" w:after="180"/>
+        <w:shd w:fill="F1F6FC"/>
+      </w:pPr>
+      <w:r>
+        <w:rPr>
+          <w:b w:val="0"/>
+        </w:rPr>
         <w:t>MYSTERY</w:t>
       </w:r>
     </w:p>
     <w:p>
-      <w:r>
-        <w:t>The learners must use creator defense to solve a problem. What information do they have? What decision or calculation do they make? What would count as evidence that it worked?</w:t>
-      </w:r>
-    </w:p>
-    <w:p>
-      <w:r>
-        <w:t>Three observations (what you can point to):</w:t>
+      <w:pPr>
+        <w:spacing w:line="336" w:lineRule="auto" w:after="180"/>
+        <w:shd w:fill="F5F1FB"/>
+      </w:pPr>
+      <w:r>
+        <w:rPr>
+          <w:b w:val="0"/>
+        </w:rPr>
+        <w:t xml:space="preserve">The learners must use creator </w:t>
+      </w:r>
+      <w:r>
+        <w:rPr>
+          <w:b/>
+        </w:rPr>
+        <w:t>defense</w:t>
+      </w:r>
+      <w:r>
+        <w:rPr>
+          <w:b w:val="0"/>
+        </w:rPr>
+        <w:t xml:space="preserve"> to solve a problem. What information do they have? What decision or calculation do they make? What would count as </w:t>
+      </w:r>
+      <w:r>
+        <w:rPr>
+          <w:b/>
+        </w:rPr>
+        <w:t>evidence</w:t>
+      </w:r>
+      <w:r>
+        <w:rPr>
+          <w:b w:val="0"/>
+        </w:rPr>
+        <w:t xml:space="preserve"> that it worked?</w:t>
+      </w:r>
+    </w:p>
+    <w:p>
+      <w:pPr>
+        <w:spacing w:line="336" w:lineRule="auto" w:after="180"/>
+      </w:pPr>
+      <w:r>
+        <w:rPr>
+          <w:b w:val="0"/>
+        </w:rPr>
+        <w:t xml:space="preserve">Three </w:t>
+      </w:r>
+      <w:r>
+        <w:rPr>
+          <w:b/>
+        </w:rPr>
+        <w:t>observation</w:t>
+      </w:r>
+      <w:r>
+        <w:rPr>
+          <w:b w:val="0"/>
+        </w:rPr>
+        <w:t>s (what you can point to):</w:t>
       </w:r>
     </w:p>
     <w:p>
@@ -325,8 +657,26 @@
       </w:r>
     </w:p>
     <w:p>
-      <w:r>
-        <w:t>My prediction and the clue supporting it:</w:t>
+      <w:pPr>
+        <w:spacing w:line="336" w:lineRule="auto" w:after="180"/>
+      </w:pPr>
+      <w:r>
+        <w:rPr>
+          <w:b w:val="0"/>
+        </w:rPr>
+        <w:t xml:space="preserve">My </w:t>
+      </w:r>
+      <w:r>
+        <w:rPr>
+          <w:b/>
+        </w:rPr>
+        <w:t>prediction</w:t>
+      </w:r>
+      <w:r>
+        <w:rPr>
+          <w:b w:val="0"/>
+        </w:rPr>
+        <w:t xml:space="preserve"> and the clue supporting it:</w:t>
       </w:r>
     </w:p>
     <w:p>
@@ -371,13 +721,60 @@
       </w:r>
     </w:p>
     <w:p>
-      <w:r>
-        <w:t>A generative-system defense presents the question, architecture, corpus, permissions, baseline, evaluation and unresolved failures. Demonstration fluency is only one observable property.</w:t>
-      </w:r>
-    </w:p>
-    <w:p>
-      <w:r>
-        <w:t>Begin by writing the question the procedure is intended to answer. Identify the information already supplied, the information it will produce and the information still missing. These are constructed classroom examples; they do not require live accounts, private records or an external service. Do not treat a plausible explanation as a measured outcome.</w:t>
+      <w:pPr>
+        <w:spacing w:line="336" w:lineRule="auto" w:after="180"/>
+      </w:pPr>
+      <w:r>
+        <w:rPr>
+          <w:b w:val="0"/>
+        </w:rPr>
+        <w:t xml:space="preserve">A generative-system </w:t>
+      </w:r>
+      <w:r>
+        <w:rPr>
+          <w:b/>
+        </w:rPr>
+        <w:t>defense</w:t>
+      </w:r>
+      <w:r>
+        <w:rPr>
+          <w:b w:val="0"/>
+        </w:rPr>
+        <w:t xml:space="preserve"> presents the question, </w:t>
+      </w:r>
+      <w:r>
+        <w:rPr>
+          <w:b/>
+        </w:rPr>
+        <w:t>architecture</w:t>
+      </w:r>
+      <w:r>
+        <w:rPr>
+          <w:b w:val="0"/>
+        </w:rPr>
+        <w:t>, corpus, permissions, baseline, evaluation and unresolved failures. Demonstration fluency is only one observable property.</w:t>
+      </w:r>
+    </w:p>
+    <w:p>
+      <w:pPr>
+        <w:spacing w:line="336" w:lineRule="auto" w:after="180"/>
+      </w:pPr>
+      <w:r>
+        <w:rPr>
+          <w:b w:val="0"/>
+        </w:rPr>
+        <w:t>Begin by writing the question the procedure is intended to answer. Identify the information already supplied, the information it will produce and the information still missing.</w:t>
+      </w:r>
+    </w:p>
+    <w:p>
+      <w:pPr>
+        <w:spacing w:line="336" w:lineRule="auto" w:after="180"/>
+      </w:pPr>
+      <w:r>
+        <w:rPr>
+          <w:b w:val="0"/>
+        </w:rPr>
+        <w:t>These are constructed classroom examples; they do not require live accounts, private records or an external service. Do not treat a plausible explanation as a measured outcome.</w:t>
       </w:r>
     </w:p>
     <w:p>
@@ -390,16 +787,69 @@
     </w:p>
     <w:p>
       <w:r>
-        <w:t>VISUAL MECHANISM</w:t>
-      </w:r>
-    </w:p>
-    <w:p>
-      <w:r>
-        <w:t>Input → Process → Output</w:t>
-      </w:r>
-    </w:p>
-    <w:p>
-      <w:r>
+        <w:t>Follow the mechanism for Creator Defense. Connect each labelled input, deciding step and result.</w:t>
+      </w:r>
+    </w:p>
+    <w:p>
+      <w:pPr>
+        <w:spacing w:line="336" w:lineRule="auto" w:after="180"/>
+      </w:pPr>
+      <w:r>
+        <w:rPr>
+          <w:b/>
+        </w:rPr>
+        <w:t xml:space="preserve">VISUAL </w:t>
+      </w:r>
+      <w:r>
+        <w:rPr>
+          <w:b/>
+        </w:rPr>
+        <w:t>MECHANISM</w:t>
+      </w:r>
+    </w:p>
+    <w:p>
+      <w:pPr>
+        <w:spacing w:line="336" w:lineRule="auto" w:after="180"/>
+      </w:pPr>
+      <w:r>
+        <w:rPr>
+          <w:b/>
+        </w:rPr>
+        <w:t>Input</w:t>
+      </w:r>
+      <w:r>
+        <w:rPr>
+          <w:b w:val="0"/>
+        </w:rPr>
+        <w:t xml:space="preserve"> → </w:t>
+      </w:r>
+      <w:r>
+        <w:rPr>
+          <w:b/>
+        </w:rPr>
+        <w:t>Process</w:t>
+      </w:r>
+      <w:r>
+        <w:rPr>
+          <w:b w:val="0"/>
+        </w:rPr>
+        <w:t xml:space="preserve"> → </w:t>
+      </w:r>
+      <w:r>
+        <w:rPr>
+          <w:b/>
+        </w:rPr>
+        <w:t>Output</w:t>
+      </w:r>
+    </w:p>
+    <w:p>
+      <w:pPr>
+        <w:spacing w:line="336" w:lineRule="auto" w:after="180"/>
+      </w:pPr>
+      <w:r>
+        <w:rPr>
+          <w:b w:val="0"/>
+        </w:rPr>
         <w:t>Trace the information. At each stage, ask what changed and how you could test it.</w:t>
       </w:r>
     </w:p>
@@ -440,7 +890,13 @@
       </w:r>
     </w:p>
     <w:p>
-      <w:r>
+      <w:pPr>
+        <w:spacing w:line="336" w:lineRule="auto" w:after="180"/>
+      </w:pPr>
+      <w:r>
+        <w:rPr>
+          <w:b w:val="0"/>
+        </w:rPr>
         <w:t>↓</w:t>
       </w:r>
     </w:p>
@@ -481,7 +937,13 @@
       </w:r>
     </w:p>
     <w:p>
-      <w:r>
+      <w:pPr>
+        <w:spacing w:line="336" w:lineRule="auto" w:after="180"/>
+      </w:pPr>
+      <w:r>
+        <w:rPr>
+          <w:b w:val="0"/>
+        </w:rPr>
         <w:t>↓</w:t>
       </w:r>
     </w:p>
@@ -522,7 +984,13 @@
       </w:r>
     </w:p>
     <w:p>
-      <w:r>
+      <w:pPr>
+        <w:spacing w:line="336" w:lineRule="auto" w:after="180"/>
+      </w:pPr>
+      <w:r>
+        <w:rPr>
+          <w:b w:val="0"/>
+        </w:rPr>
         <w:t>Which stage could fail even when the other two are correct? Explain:</w:t>
       </w:r>
     </w:p>
@@ -568,8 +1036,26 @@
       </w:r>
     </w:p>
     <w:p>
-      <w:r>
-        <w:t>Link each claim to a recorded result. State the distinction between retrieval relevance, claim support, fallback and permissions. Give a reproduction packet and answer challenges without inventing missing measurements.</w:t>
+      <w:pPr>
+        <w:spacing w:line="336" w:lineRule="auto" w:after="180"/>
+      </w:pPr>
+      <w:r>
+        <w:rPr>
+          <w:b w:val="0"/>
+        </w:rPr>
+        <w:t xml:space="preserve">Link each claim to a recorded result. State the distinction between retrieval relevance, claim support, fallback and permissions. Give a </w:t>
+      </w:r>
+      <w:r>
+        <w:rPr>
+          <w:b/>
+        </w:rPr>
+        <w:t>reproduction packet</w:t>
+      </w:r>
+      <w:r>
+        <w:rPr>
+          <w:b w:val="0"/>
+        </w:rPr>
+        <w:t xml:space="preserve"> and answer challenges without inventing missing measurements.</w:t>
       </w:r>
     </w:p>
     <w:p>
@@ -665,8 +1151,49 @@
       </w:r>
     </w:p>
     <w:p>
-      <w:r>
-        <w:t>Before applying the procedure, write its units, denominator or decision boundary where relevant. A partner should be able to repeat each step using the same inputs. If a required input is absent or violates the stated contract, record that condition explicitly instead of quietly replacing it with a convenient value.</w:t>
+      <w:pPr>
+        <w:spacing w:line="336" w:lineRule="auto" w:after="180"/>
+      </w:pPr>
+      <w:r>
+        <w:rPr>
+          <w:b w:val="0"/>
+        </w:rPr>
+        <w:t xml:space="preserve">Before applying the procedure, write its units, denominator or decision boundary where relevant. A partner should be able to repeat each step using the same </w:t>
+      </w:r>
+      <w:r>
+        <w:rPr>
+          <w:b/>
+        </w:rPr>
+        <w:t>input</w:t>
+      </w:r>
+      <w:r>
+        <w:rPr>
+          <w:b w:val="0"/>
+        </w:rPr>
+        <w:t>s.</w:t>
+      </w:r>
+    </w:p>
+    <w:p>
+      <w:pPr>
+        <w:spacing w:line="336" w:lineRule="auto" w:after="180"/>
+      </w:pPr>
+      <w:r>
+        <w:rPr>
+          <w:b w:val="0"/>
+        </w:rPr>
+        <w:t xml:space="preserve">If a required </w:t>
+      </w:r>
+      <w:r>
+        <w:rPr>
+          <w:b/>
+        </w:rPr>
+        <w:t>input</w:t>
+      </w:r>
+      <w:r>
+        <w:rPr>
+          <w:b w:val="0"/>
+        </w:rPr>
+        <w:t xml:space="preserve"> is absent or violates the stated contract, record that condition explicitly instead of quietly replacing it with a convenient value.</w:t>
       </w:r>
     </w:p>
     <w:p>
@@ -678,8 +1205,26 @@
       </w:r>
     </w:p>
     <w:p>
-      <w:r>
-        <w:t>Point to the input, the deciding step and the result in this week’s visual. Explain the same step in ordinary words. A picture helps when you can say what each part represents.</w:t>
+      <w:pPr>
+        <w:spacing w:line="336" w:lineRule="auto" w:after="180"/>
+      </w:pPr>
+      <w:r>
+        <w:rPr>
+          <w:b w:val="0"/>
+        </w:rPr>
+        <w:t xml:space="preserve">Point to the </w:t>
+      </w:r>
+      <w:r>
+        <w:rPr>
+          <w:b/>
+        </w:rPr>
+        <w:t>input</w:t>
+      </w:r>
+      <w:r>
+        <w:rPr>
+          <w:b w:val="0"/>
+        </w:rPr>
+        <w:t>, the deciding step and the result in this week’s visual. Explain the same step in ordinary words. A picture helps when you can say what each part represents.</w:t>
       </w:r>
     </w:p>
     <w:p>
@@ -692,16 +1237,54 @@
     </w:p>
     <w:p>
       <w:r>
+        <w:t>Compare the supplied cases for Creator Defense. Identify the detail that changes the conclusion.</w:t>
+      </w:r>
+    </w:p>
+    <w:p>
+      <w:pPr>
+        <w:pStyle w:val="Heading3"/>
+      </w:pPr>
+      <w:r>
+        <w:t>The case to investigate</w:t>
+      </w:r>
+    </w:p>
+    <w:p>
+      <w:pPr>
+        <w:spacing w:line="336" w:lineRule="auto" w:after="180"/>
+        <w:shd w:fill="F1F6FC"/>
+      </w:pPr>
+      <w:r>
+        <w:rPr>
+          <w:b w:val="0"/>
+        </w:rPr>
         <w:t>CASE GALLERY</w:t>
       </w:r>
     </w:p>
     <w:p>
-      <w:r>
-        <w:t>Four Tests, Four Kinds of Evidence</w:t>
-      </w:r>
-    </w:p>
-    <w:p>
-      <w:r>
+      <w:pPr>
+        <w:spacing w:line="336" w:lineRule="auto" w:after="180"/>
+      </w:pPr>
+      <w:r>
+        <w:rPr>
+          <w:b w:val="0"/>
+        </w:rPr>
+        <w:t xml:space="preserve">Four Tests, Four Kinds of </w:t>
+      </w:r>
+      <w:r>
+        <w:rPr>
+          <w:b/>
+        </w:rPr>
+        <w:t>Evidence</w:t>
+      </w:r>
+    </w:p>
+    <w:p>
+      <w:pPr>
+        <w:spacing w:line="336" w:lineRule="auto" w:after="180"/>
+      </w:pPr>
+      <w:r>
+        <w:rPr>
+          <w:b w:val="0"/>
+        </w:rPr>
         <w:t>A system is not understood until it survives more than one comfortable example.</w:t>
       </w:r>
     </w:p>
@@ -778,8 +1361,47 @@
       </w:r>
     </w:p>
     <w:p>
-      <w:r>
-        <w:t>NORMAL CASE: predict and name evidence.     BOUNDARY CASE: predict and name evidence.</w:t>
+      <w:pPr>
+        <w:pStyle w:val="Heading3"/>
+      </w:pPr>
+      <w:r>
+        <w:t>The normal case</w:t>
+      </w:r>
+    </w:p>
+    <w:p>
+      <w:pPr>
+        <w:spacing w:line="336" w:lineRule="auto" w:after="180"/>
+        <w:shd w:fill="F1F6FC"/>
+      </w:pPr>
+      <w:r>
+        <w:rPr>
+          <w:b w:val="0"/>
+        </w:rPr>
+        <w:t xml:space="preserve">NORMAL CASE: predict and name </w:t>
+      </w:r>
+      <w:r>
+        <w:rPr>
+          <w:b/>
+        </w:rPr>
+        <w:t>evidence</w:t>
+      </w:r>
+      <w:r>
+        <w:rPr>
+          <w:b w:val="0"/>
+        </w:rPr>
+        <w:t xml:space="preserve">.     BOUNDARY CASE: predict and name </w:t>
+      </w:r>
+      <w:r>
+        <w:rPr>
+          <w:b/>
+        </w:rPr>
+        <w:t>evidence</w:t>
+      </w:r>
+      <w:r>
+        <w:rPr>
+          <w:b w:val="0"/>
+        </w:rPr>
+        <w:t>.</w:t>
       </w:r>
     </w:p>
     <w:p>
@@ -855,12 +1477,58 @@
       </w:r>
     </w:p>
     <w:p>
-      <w:r>
-        <w:t>MISSING INFORMATION: predict and name evidence.     TRANSFER CASE: predict and name evidence.</w:t>
-      </w:r>
-    </w:p>
-    <w:p>
-      <w:r>
+      <w:pPr>
+        <w:pStyle w:val="Heading3"/>
+      </w:pPr>
+      <w:r>
+        <w:t>Check missing information</w:t>
+      </w:r>
+    </w:p>
+    <w:p>
+      <w:pPr>
+        <w:spacing w:line="336" w:lineRule="auto" w:after="180"/>
+        <w:shd w:fill="FFF5E6"/>
+      </w:pPr>
+      <w:r>
+        <w:rPr>
+          <w:b w:val="0"/>
+        </w:rPr>
+        <w:t xml:space="preserve">MISSING INFORMATION: predict and name </w:t>
+      </w:r>
+      <w:r>
+        <w:rPr>
+          <w:b/>
+        </w:rPr>
+        <w:t>evidence</w:t>
+      </w:r>
+      <w:r>
+        <w:rPr>
+          <w:b w:val="0"/>
+        </w:rPr>
+        <w:t xml:space="preserve">.     TRANSFER CASE: predict and name </w:t>
+      </w:r>
+      <w:r>
+        <w:rPr>
+          <w:b/>
+        </w:rPr>
+        <w:t>evidence</w:t>
+      </w:r>
+      <w:r>
+        <w:rPr>
+          <w:b w:val="0"/>
+        </w:rPr>
+        <w:t>.</w:t>
+      </w:r>
+    </w:p>
+    <w:p>
+      <w:pPr>
+        <w:spacing w:line="336" w:lineRule="auto" w:after="180"/>
+        <w:shd w:fill="F5F1FB"/>
+      </w:pPr>
+      <w:r>
+        <w:rPr>
+          <w:b w:val="0"/>
+        </w:rPr>
         <w:t>Which case is most likely to reveal a hidden assumption? Why?</w:t>
       </w:r>
     </w:p>
@@ -906,18 +1574,93 @@
       </w:r>
     </w:p>
     <w:p>
-      <w:r>
+      <w:pPr>
+        <w:pStyle w:val="Heading3"/>
+      </w:pPr>
+      <w:r>
+        <w:t>Change one thing</w:t>
+      </w:r>
+    </w:p>
+    <w:p>
+      <w:pPr>
+        <w:spacing w:line="336" w:lineRule="auto" w:after="180"/>
+        <w:shd w:fill="F5F1FB"/>
+      </w:pPr>
+      <w:r>
+        <w:rPr>
+          <w:b w:val="0"/>
+        </w:rPr>
         <w:t>Change: Only the retrieval rate is put on the presentation poster.</w:t>
       </w:r>
     </w:p>
     <w:p>
-      <w:r>
-        <w:t>Prediction: The poster omits the lower supported-answer rate and cannot imply 80% fully correct answers.</w:t>
-      </w:r>
-    </w:p>
-    <w:p>
-      <w:r>
-        <w:t>Reason: Retrieving useful evidence is an intermediate step, not proof that the final answer uses it correctly.</w:t>
+      <w:pPr>
+        <w:pStyle w:val="Heading3"/>
+      </w:pPr>
+      <w:r>
+        <w:t>Predicted result</w:t>
+      </w:r>
+    </w:p>
+    <w:p>
+      <w:pPr>
+        <w:spacing w:line="336" w:lineRule="auto" w:after="180"/>
+        <w:shd w:fill="F1F6FC"/>
+      </w:pPr>
+      <w:r>
+        <w:rPr>
+          <w:b/>
+        </w:rPr>
+        <w:t>Prediction</w:t>
+      </w:r>
+      <w:r>
+        <w:rPr>
+          <w:b w:val="0"/>
+        </w:rPr>
+        <w:t xml:space="preserve">: The poster omits the lower supported-answer rate and cannot imply </w:t>
+      </w:r>
+      <w:r>
+        <w:rPr>
+          <w:b/>
+        </w:rPr>
+        <w:t>80%</w:t>
+      </w:r>
+      <w:r>
+        <w:rPr>
+          <w:b w:val="0"/>
+        </w:rPr>
+        <w:t xml:space="preserve"> fully correct answers.</w:t>
+      </w:r>
+    </w:p>
+    <w:p>
+      <w:pPr>
+        <w:pStyle w:val="Heading3"/>
+      </w:pPr>
+      <w:r>
+        <w:t>Why the result follows</w:t>
+      </w:r>
+    </w:p>
+    <w:p>
+      <w:pPr>
+        <w:spacing w:line="336" w:lineRule="auto" w:after="180"/>
+        <w:shd w:fill="F1F6FC"/>
+      </w:pPr>
+      <w:r>
+        <w:rPr>
+          <w:b w:val="0"/>
+        </w:rPr>
+        <w:t xml:space="preserve">Reason: Retrieving useful </w:t>
+      </w:r>
+      <w:r>
+        <w:rPr>
+          <w:b/>
+        </w:rPr>
+        <w:t>evidence</w:t>
+      </w:r>
+      <w:r>
+        <w:rPr>
+          <w:b w:val="0"/>
+        </w:rPr>
+        <w:t xml:space="preserve"> is an intermediate step, not proof that the final answer uses it correctly.</w:t>
       </w:r>
     </w:p>
     <w:p>
@@ -930,16 +1673,39 @@
     </w:p>
     <w:p>
       <w:r>
+        <w:t>Use the vocabulary of Creator Defense to explain a concrete decision, rather than only memorising definitions.</w:t>
+      </w:r>
+    </w:p>
+    <w:p>
+      <w:pPr>
+        <w:spacing w:line="336" w:lineRule="auto" w:after="180"/>
+      </w:pPr>
+      <w:r>
+        <w:rPr>
+          <w:b/>
+        </w:rPr>
         <w:t>VOCABULARY LAB</w:t>
       </w:r>
     </w:p>
     <w:p>
-      <w:r>
+      <w:pPr>
+        <w:spacing w:line="336" w:lineRule="auto" w:after="180"/>
+      </w:pPr>
+      <w:r>
+        <w:rPr>
+          <w:b w:val="0"/>
+        </w:rPr>
         <w:t>Words You Can Use to Reason</w:t>
       </w:r>
     </w:p>
     <w:p>
-      <w:r>
+      <w:pPr>
+        <w:spacing w:line="336" w:lineRule="auto" w:after="180"/>
+      </w:pPr>
+      <w:r>
+        <w:rPr>
+          <w:b w:val="0"/>
+        </w:rPr>
         <w:t>A definition matters when you can recognize the idea, use it, and contrast it with a near-miss.</w:t>
       </w:r>
     </w:p>
@@ -1374,17 +2140,58 @@
     </w:p>
     <w:p>
       <w:r>
-        <w:t>WORKED EVIDENCE</w:t>
-      </w:r>
-    </w:p>
-    <w:p>
-      <w:r>
+        <w:t>Follow the worked trace for Creator Defense, predict a step, then compare with its explanation.</w:t>
+      </w:r>
+    </w:p>
+    <w:p>
+      <w:pPr>
+        <w:spacing w:line="336" w:lineRule="auto" w:after="180"/>
+      </w:pPr>
+      <w:r>
+        <w:rPr>
+          <w:b/>
+        </w:rPr>
+        <w:t xml:space="preserve">WORKED </w:t>
+      </w:r>
+      <w:r>
+        <w:rPr>
+          <w:b/>
+        </w:rPr>
+        <w:t>EVIDENCE</w:t>
+      </w:r>
+    </w:p>
+    <w:p>
+      <w:pPr>
+        <w:spacing w:line="336" w:lineRule="auto" w:after="180"/>
+      </w:pPr>
+      <w:r>
+        <w:rPr>
+          <w:b w:val="0"/>
+        </w:rPr>
         <w:t>Reason Step by Step</w:t>
       </w:r>
     </w:p>
     <w:p>
-      <w:r>
-        <w:t>Predict first. Then check each step. A correct answer without visible reasoning is incomplete evidence.</w:t>
+      <w:pPr>
+        <w:spacing w:line="336" w:lineRule="auto" w:after="180"/>
+      </w:pPr>
+      <w:r>
+        <w:rPr>
+          <w:b w:val="0"/>
+        </w:rPr>
+        <w:t xml:space="preserve">Predict first. Then check each step. A correct answer without visible reasoning is incomplete </w:t>
+      </w:r>
+      <w:r>
+        <w:rPr>
+          <w:b/>
+        </w:rPr>
+        <w:t>evidence</w:t>
+      </w:r>
+      <w:r>
+        <w:rPr>
+          <w:b w:val="0"/>
+        </w:rPr>
+        <w:t>.</w:t>
       </w:r>
     </w:p>
     <w:p>
@@ -1424,27 +2231,61 @@
       </w:r>
     </w:p>
     <w:p>
-      <w:r>
+      <w:pPr>
+        <w:spacing w:line="336" w:lineRule="auto" w:after="180"/>
+        <w:shd w:fill="F4F9FC"/>
+      </w:pPr>
+      <w:r>
+        <w:rPr>
+          <w:b w:val="0"/>
+        </w:rPr>
         <w:t>1. Trace one question through retrieval, generation, validation, and citation.</w:t>
       </w:r>
     </w:p>
     <w:p>
-      <w:r>
+      <w:pPr>
+        <w:spacing w:line="336" w:lineRule="auto" w:after="180"/>
+        <w:shd w:fill="F4F9FC"/>
+      </w:pPr>
+      <w:r>
+        <w:rPr>
+          <w:b w:val="0"/>
+        </w:rPr>
         <w:t>2. Recompute one evaluation score and show source support.</w:t>
       </w:r>
     </w:p>
     <w:p>
-      <w:r>
+      <w:pPr>
+        <w:spacing w:line="336" w:lineRule="auto" w:after="180"/>
+        <w:shd w:fill="F4F9FC"/>
+      </w:pPr>
+      <w:r>
+        <w:rPr>
+          <w:b w:val="0"/>
+        </w:rPr>
         <w:t>3. Run an unseen missing-source or conflicting-source case.</w:t>
       </w:r>
     </w:p>
     <w:p>
-      <w:r>
+      <w:pPr>
+        <w:spacing w:line="336" w:lineRule="auto" w:after="180"/>
+        <w:shd w:fill="F4F9FC"/>
+      </w:pPr>
+      <w:r>
+        <w:rPr>
+          <w:b w:val="0"/>
+        </w:rPr>
         <w:t>4. State intended use, do-not-use case, privacy/provenance controls, and human responsibility.</w:t>
       </w:r>
     </w:p>
     <w:p>
-      <w:r>
+      <w:pPr>
+        <w:spacing w:line="336" w:lineRule="auto" w:after="180"/>
+      </w:pPr>
+      <w:r>
+        <w:rPr>
+          <w:b w:val="0"/>
+        </w:rPr>
         <w:t>Recalculate, retrace, or restate the reasoning in your own representation:</w:t>
       </w:r>
     </w:p>
@@ -1482,8 +2323,27 @@
       </w:r>
     </w:p>
     <w:p>
-      <w:r>
-        <w:t>CHECK  Did the evidence answer the exact question? Did the total, path, or source record stay consistent?</w:t>
+      <w:pPr>
+        <w:spacing w:line="336" w:lineRule="auto" w:after="180"/>
+        <w:shd w:fill="F5F1FB"/>
+      </w:pPr>
+      <w:r>
+        <w:rPr>
+          <w:b w:val="0"/>
+        </w:rPr>
+        <w:t xml:space="preserve">CHECK  Did the </w:t>
+      </w:r>
+      <w:r>
+        <w:rPr>
+          <w:b/>
+        </w:rPr>
+        <w:t>evidence</w:t>
+      </w:r>
+      <w:r>
+        <w:rPr>
+          <w:b w:val="0"/>
+        </w:rPr>
+        <w:t xml:space="preserve"> answer the exact question? Did the total, path, or source record stay consistent?</w:t>
       </w:r>
     </w:p>
     <w:p>
@@ -1495,18 +2355,49 @@
       </w:r>
     </w:p>
     <w:p>
-      <w:r>
+      <w:pPr>
+        <w:spacing w:line="336" w:lineRule="auto" w:after="180"/>
+      </w:pPr>
+      <w:r>
+        <w:rPr>
+          <w:b w:val="0"/>
+        </w:rPr>
         <w:t>System reports 9/10 retrieved relevant records, 7/10 supported answers and zero actions in a read-only run. Presenter claims 90% fully correct and faster than baseline.</w:t>
       </w:r>
     </w:p>
     <w:p>
-      <w:r>
-        <w:t>Retrieval rate 90% and support rate 70% differ. Action trace supports zero actions in that run; no timing evidence supports speed. Correct the full-correctness and speed claims.</w:t>
-      </w:r>
-    </w:p>
-    <w:p>
-      <w:r>
-        <w:t>Compare the intermediate evidence with the final statement. Explain why each number or decision follows from the stated inputs. The conclusion belongs to this scenario and procedure; changing the inputs, evaluation population or authority can change what it establishes. Retain the raw record so a later revision can be compared honestly.</w:t>
+      <w:pPr>
+        <w:spacing w:line="336" w:lineRule="auto" w:after="180"/>
+      </w:pPr>
+      <w:r>
+        <w:rPr>
+          <w:b w:val="0"/>
+        </w:rPr>
+        <w:t xml:space="preserve">Retrieval rate 90% and support rate </w:t>
+      </w:r>
+      <w:r>
+        <w:rPr>
+          <w:b/>
+        </w:rPr>
+        <w:t>70%</w:t>
+      </w:r>
+      <w:r>
+        <w:rPr>
+          <w:b w:val="0"/>
+        </w:rPr>
+        <w:t xml:space="preserve"> differ. Action trace supports zero actions in that run; no timing </w:t>
+      </w:r>
+      <w:r>
+        <w:rPr>
+          <w:b/>
+        </w:rPr>
+        <w:t>evidence</w:t>
+      </w:r>
+      <w:r>
+        <w:rPr>
+          <w:b w:val="0"/>
+        </w:rPr>
+        <w:t xml:space="preserve"> supports speed. Correct the full-correctness and speed claims.</w:t>
       </w:r>
     </w:p>
     <w:p>
@@ -1514,11 +2405,85 @@
         <w:pStyle w:val="Heading3"/>
       </w:pPr>
       <w:r>
+        <w:t>Worked explanation · Creator Defense</w:t>
+      </w:r>
+    </w:p>
+    <w:p>
+      <w:pPr>
+        <w:spacing w:line="336" w:lineRule="auto" w:after="180"/>
+        <w:shd w:fill="F1F6FC"/>
+      </w:pPr>
+      <w:r>
+        <w:rPr>
+          <w:b w:val="0"/>
+        </w:rPr>
+        <w:t xml:space="preserve">Compare the intermediate </w:t>
+      </w:r>
+      <w:r>
+        <w:rPr>
+          <w:b/>
+        </w:rPr>
+        <w:t>evidence</w:t>
+      </w:r>
+      <w:r>
+        <w:rPr>
+          <w:b w:val="0"/>
+        </w:rPr>
+        <w:t xml:space="preserve"> with the final statement. Explain why each number or decision follows from the stated </w:t>
+      </w:r>
+      <w:r>
+        <w:rPr>
+          <w:b/>
+        </w:rPr>
+        <w:t>input</w:t>
+      </w:r>
+      <w:r>
+        <w:rPr>
+          <w:b w:val="0"/>
+        </w:rPr>
+        <w:t>s.</w:t>
+      </w:r>
+    </w:p>
+    <w:p>
+      <w:pPr>
+        <w:spacing w:line="336" w:lineRule="auto" w:after="180"/>
+        <w:shd w:fill="F1F6FC"/>
+      </w:pPr>
+      <w:r>
+        <w:rPr>
+          <w:b w:val="0"/>
+        </w:rPr>
+        <w:t xml:space="preserve">The conclusion belongs to this scenario and procedure; changing the </w:t>
+      </w:r>
+      <w:r>
+        <w:rPr>
+          <w:b/>
+        </w:rPr>
+        <w:t>input</w:t>
+      </w:r>
+      <w:r>
+        <w:rPr>
+          <w:b w:val="0"/>
+        </w:rPr>
+        <w:t>s, evaluation population or authority can change what it establishes. Retain the raw record so a later revision can be compared honestly.</w:t>
+      </w:r>
+    </w:p>
+    <w:p>
+      <w:pPr>
+        <w:pStyle w:val="Heading3"/>
+      </w:pPr>
+      <w:r>
         <w:t>Learn from the worked case</w:t>
       </w:r>
     </w:p>
     <w:p>
-      <w:r>
+      <w:pPr>
+        <w:spacing w:line="336" w:lineRule="auto" w:after="180"/>
+      </w:pPr>
+      <w:r>
+        <w:rPr>
+          <w:b w:val="0"/>
+        </w:rPr>
         <w:t>Cover the result before checking it. Say what is given, choose the procedure, and follow one step at a time. Then uncover the result and explain your first mismatch. Ask why a step is allowed, not only what number it produces.</w:t>
       </w:r>
     </w:p>
@@ -1531,8 +2496,26 @@
       </w:r>
     </w:p>
     <w:p>
-      <w:r>
-        <w:t>Defend a study-buddy project using separate claims and matching evidence.</w:t>
+      <w:pPr>
+        <w:spacing w:line="336" w:lineRule="auto" w:after="180"/>
+      </w:pPr>
+      <w:r>
+        <w:rPr>
+          <w:b w:val="0"/>
+        </w:rPr>
+        <w:t xml:space="preserve">Defend a study-buddy project using separate claims and matching </w:t>
+      </w:r>
+      <w:r>
+        <w:rPr>
+          <w:b/>
+        </w:rPr>
+        <w:t>evidence</w:t>
+      </w:r>
+      <w:r>
+        <w:rPr>
+          <w:b w:val="0"/>
+        </w:rPr>
+        <w:t>.</w:t>
       </w:r>
     </w:p>
     <w:p>
@@ -1544,13 +2527,55 @@
       </w:r>
     </w:p>
     <w:p>
-      <w:r>
+      <w:pPr>
+        <w:pStyle w:val="Heading3"/>
+      </w:pPr>
+      <w:r>
+        <w:t>Supplied facts</w:t>
+      </w:r>
+    </w:p>
+    <w:p>
+      <w:pPr>
+        <w:spacing w:line="336" w:lineRule="auto" w:after="180"/>
+        <w:shd w:fill="F1F6FC"/>
+      </w:pPr>
+      <w:r>
+        <w:rPr>
+          <w:b w:val="0"/>
+        </w:rPr>
         <w:t>Set A: 15 answerable questions, with 12 relevant retrievals and 9 supported answers. Separate set B: 5 missing-source questions, with 4 appropriate fallbacks. No speed measurements exist.</w:t>
       </w:r>
     </w:p>
     <w:p>
-      <w:r>
-        <w:t>All inputs and outcomes in this worked example are invented classroom data; no real model run is claimed.</w:t>
+      <w:pPr>
+        <w:pStyle w:val="Heading3"/>
+      </w:pPr>
+      <w:r>
+        <w:t>Supplied facts</w:t>
+      </w:r>
+    </w:p>
+    <w:p>
+      <w:pPr>
+        <w:spacing w:line="336" w:lineRule="auto" w:after="180"/>
+        <w:shd w:fill="F1F6FC"/>
+      </w:pPr>
+      <w:r>
+        <w:rPr>
+          <w:b w:val="0"/>
+        </w:rPr>
+        <w:t xml:space="preserve">All </w:t>
+      </w:r>
+      <w:r>
+        <w:rPr>
+          <w:b/>
+        </w:rPr>
+        <w:t>input</w:t>
+      </w:r>
+      <w:r>
+        <w:rPr>
+          <w:b w:val="0"/>
+        </w:rPr>
+        <w:t>s and outcomes in this worked example are invented classroom data; no real model run is claimed.</w:t>
       </w:r>
     </w:p>
     <w:p>
@@ -1713,30 +2738,174 @@
       </w:r>
     </w:p>
     <w:p>
-      <w:r>
-        <w:t>Read the picture in order. Appropriate fallback is 4/5=80%. Make no measured speed claim. The arrows show which recorded input or intermediate result each decision uses. Explain the deciding step aloud before checking the changed case; pointing to the final answer alone does not show how it follows.</w:t>
-      </w:r>
-    </w:p>
-    <w:p>
       <w:pPr>
         <w:pStyle w:val="Heading3"/>
       </w:pPr>
       <w:r>
+        <w:t>Why the result follows</w:t>
+      </w:r>
+    </w:p>
+    <w:p>
+      <w:pPr>
+        <w:spacing w:line="336" w:lineRule="auto" w:after="180"/>
+        <w:shd w:fill="F1F6FC"/>
+      </w:pPr>
+      <w:r>
+        <w:rPr>
+          <w:b w:val="0"/>
+        </w:rPr>
+        <w:t>Read the picture in order. Appropriate fallback is 4/5=</w:t>
+      </w:r>
+      <w:r>
+        <w:rPr>
+          <w:b/>
+        </w:rPr>
+        <w:t>80%</w:t>
+      </w:r>
+      <w:r>
+        <w:rPr>
+          <w:b w:val="0"/>
+        </w:rPr>
+        <w:t xml:space="preserve">. Make no measured speed claim. The arrows show which recorded </w:t>
+      </w:r>
+      <w:r>
+        <w:rPr>
+          <w:b/>
+        </w:rPr>
+        <w:t>input</w:t>
+      </w:r>
+      <w:r>
+        <w:rPr>
+          <w:b w:val="0"/>
+        </w:rPr>
+        <w:t xml:space="preserve"> or intermediate result each decision uses.</w:t>
+      </w:r>
+    </w:p>
+    <w:p>
+      <w:pPr>
+        <w:spacing w:line="336" w:lineRule="auto" w:after="180"/>
+        <w:shd w:fill="F1F6FC"/>
+      </w:pPr>
+      <w:r>
+        <w:rPr>
+          <w:b w:val="0"/>
+        </w:rPr>
+        <w:t>Explain the deciding step aloud before checking the changed case; pointing to the final answer alone does not show how it follows.</w:t>
+      </w:r>
+    </w:p>
+    <w:p>
+      <w:pPr>
+        <w:pStyle w:val="Heading3"/>
+      </w:pPr>
+      <w:r>
         <w:t>What this example does not establish</w:t>
       </w:r>
     </w:p>
     <w:p>
-      <w:r>
-        <w:t>These invented counts illustrate defense structure; the class must replace them with its own documented evidence.</w:t>
-      </w:r>
-    </w:p>
-    <w:p>
-      <w:r>
-        <w:t>Read the labelled picture: Which numbers would you display to make the defense honest? Point to the relevant step in the picture, then write the changed result and the rule or evidence that supports it.</w:t>
-      </w:r>
-    </w:p>
-    <w:p>
-      <w:r>
+      <w:pPr>
+        <w:pStyle w:val="Heading3"/>
+      </w:pPr>
+      <w:r>
+        <w:t>Keep the stated limit</w:t>
+      </w:r>
+    </w:p>
+    <w:p>
+      <w:pPr>
+        <w:spacing w:line="336" w:lineRule="auto" w:after="180"/>
+        <w:shd w:fill="FFF5E6"/>
+      </w:pPr>
+      <w:r>
+        <w:rPr>
+          <w:b w:val="0"/>
+        </w:rPr>
+        <w:t xml:space="preserve">These invented counts illustrate </w:t>
+      </w:r>
+      <w:r>
+        <w:rPr>
+          <w:b/>
+        </w:rPr>
+        <w:t>defense</w:t>
+      </w:r>
+      <w:r>
+        <w:rPr>
+          <w:b w:val="0"/>
+        </w:rPr>
+        <w:t xml:space="preserve"> structure; the class must replace them with its own documented </w:t>
+      </w:r>
+      <w:r>
+        <w:rPr>
+          <w:b/>
+        </w:rPr>
+        <w:t>evidence</w:t>
+      </w:r>
+      <w:r>
+        <w:rPr>
+          <w:b w:val="0"/>
+        </w:rPr>
+        <w:t>.</w:t>
+      </w:r>
+    </w:p>
+    <w:p>
+      <w:pPr>
+        <w:pStyle w:val="Heading3"/>
+      </w:pPr>
+      <w:r>
+        <w:t>Keep the stated limit</w:t>
+      </w:r>
+    </w:p>
+    <w:p>
+      <w:pPr>
+        <w:spacing w:line="336" w:lineRule="auto" w:after="180"/>
+        <w:shd w:fill="FFF5E6"/>
+      </w:pPr>
+      <w:r>
+        <w:rPr>
+          <w:b w:val="0"/>
+        </w:rPr>
+        <w:t xml:space="preserve">Read the labelled picture: Which numbers would you display to make the </w:t>
+      </w:r>
+      <w:r>
+        <w:rPr>
+          <w:b/>
+        </w:rPr>
+        <w:t>defense</w:t>
+      </w:r>
+      <w:r>
+        <w:rPr>
+          <w:b w:val="0"/>
+        </w:rPr>
+        <w:t xml:space="preserve"> honest? Point to the relevant step in the picture, then write the changed result and the rule or </w:t>
+      </w:r>
+      <w:r>
+        <w:rPr>
+          <w:b/>
+        </w:rPr>
+        <w:t>evidence</w:t>
+      </w:r>
+      <w:r>
+        <w:rPr>
+          <w:b w:val="0"/>
+        </w:rPr>
+        <w:t xml:space="preserve"> that supports it.</w:t>
+      </w:r>
+    </w:p>
+    <w:p>
+      <w:pPr>
+        <w:pStyle w:val="Heading3"/>
+      </w:pPr>
+      <w:r>
+        <w:t>Keep the stated limit</w:t>
+      </w:r>
+    </w:p>
+    <w:p>
+      <w:pPr>
+        <w:spacing w:line="336" w:lineRule="auto" w:after="180"/>
+        <w:shd w:fill="FFF5E6"/>
+      </w:pPr>
+      <w:r>
+        <w:rPr>
+          <w:b w:val="0"/>
+        </w:rPr>
         <w:t>Change one thing: Only the retrieval rate is put on the presentation poster. Predict the result before checking the explanation. What remains the same?</w:t>
       </w:r>
     </w:p>
@@ -1750,17 +2919,61 @@
     </w:p>
     <w:p>
       <w:r>
+        <w:t>Find the unsupported step in the Creator Defense claim and explain a repair using the supplied evidence.</w:t>
+      </w:r>
+    </w:p>
+    <w:p>
+      <w:pPr>
+        <w:pStyle w:val="Heading3"/>
+      </w:pPr>
+      <w:r>
+        <w:t>Find the first error</w:t>
+      </w:r>
+    </w:p>
+    <w:p>
+      <w:pPr>
+        <w:spacing w:line="336" w:lineRule="auto" w:after="180"/>
+        <w:shd w:fill="FFF5E6"/>
+      </w:pPr>
+      <w:r>
+        <w:rPr>
+          <w:b w:val="0"/>
+        </w:rPr>
         <w:t>ERROR DETECTIVE</w:t>
       </w:r>
     </w:p>
     <w:p>
-      <w:r>
+      <w:pPr>
+        <w:spacing w:line="336" w:lineRule="auto" w:after="180"/>
+      </w:pPr>
+      <w:r>
+        <w:rPr>
+          <w:b w:val="0"/>
+        </w:rPr>
         <w:t>Compare → Diagnose → Repair</w:t>
       </w:r>
     </w:p>
     <w:p>
-      <w:r>
-        <w:t>Do not patch the answer. Find the earliest unsupported assumption, wrong step, or weak evidence.</w:t>
+      <w:pPr>
+        <w:spacing w:line="336" w:lineRule="auto" w:after="180"/>
+      </w:pPr>
+      <w:r>
+        <w:rPr>
+          <w:b w:val="0"/>
+        </w:rPr>
+        <w:t xml:space="preserve">Do not patch the answer. Find the earliest unsupported assumption, wrong step, or weak </w:t>
+      </w:r>
+      <w:r>
+        <w:rPr>
+          <w:b/>
+        </w:rPr>
+        <w:t>evidence</w:t>
+      </w:r>
+      <w:r>
+        <w:rPr>
+          <w:b w:val="0"/>
+        </w:rPr>
+        <w:t>.</w:t>
       </w:r>
     </w:p>
     <w:p>
@@ -2010,7 +3223,14 @@
       </w:tr>
     </w:tbl>
     <w:p>
-      <w:r>
+      <w:pPr>
+        <w:spacing w:line="336" w:lineRule="auto" w:after="180"/>
+        <w:shd w:fill="F5F1FB"/>
+      </w:pPr>
+      <w:r>
+        <w:rPr>
+          <w:b w:val="0"/>
+        </w:rPr>
         <w:t>Repair one cause. Why is this repair better than changing several things?</w:t>
       </w:r>
     </w:p>
@@ -2056,15 +3276,42 @@
       </w:r>
     </w:p>
     <w:p>
-      <w:r>
-        <w:t>Complete the supported workbook tasks before attempting W4 independently. Record any hints or help used. After feedback, use the teacher's fresh retry rather than copying the earlier answer. For a project, select a relevant new case, predict the outcome from the declared rule and preserve the result alongside any revision.</w:t>
-      </w:r>
-    </w:p>
-    <w:p>
       <w:pPr>
         <w:pStyle w:val="Heading3"/>
       </w:pPr>
       <w:r>
+        <w:t>Check the claim against the facts</w:t>
+      </w:r>
+    </w:p>
+    <w:p>
+      <w:pPr>
+        <w:spacing w:line="336" w:lineRule="auto" w:after="180"/>
+        <w:shd w:fill="FFF5E6"/>
+      </w:pPr>
+      <w:r>
+        <w:rPr>
+          <w:b w:val="0"/>
+        </w:rPr>
+        <w:t>Complete the supported workbook tasks before attempting W4 independently. Record any hints or help used. After feedback, use the teacher's fresh retry rather than copying the earlier answer.</w:t>
+      </w:r>
+    </w:p>
+    <w:p>
+      <w:pPr>
+        <w:spacing w:line="336" w:lineRule="auto" w:after="180"/>
+        <w:shd w:fill="FFF5E6"/>
+      </w:pPr>
+      <w:r>
+        <w:rPr>
+          <w:b w:val="0"/>
+        </w:rPr>
+        <w:t>For a project, select a relevant new case, predict the outcome from the declared rule and preserve the result alongside any revision.</w:t>
+      </w:r>
+    </w:p>
+    <w:p>
+      <w:pPr>
+        <w:pStyle w:val="Heading3"/>
+      </w:pPr>
+      <w:r>
         <w:t>Exit: propose one revealing change to the worked scenario. State the expected outcome and the evidence that would make you revise your explanation.</w:t>
       </w:r>
     </w:p>
@@ -2103,16 +3350,39 @@
     </w:p>
     <w:p>
       <w:r>
+        <w:t>Practise Creator Defense with support, then explain the deciding step in your own words.</w:t>
+      </w:r>
+    </w:p>
+    <w:p>
+      <w:pPr>
+        <w:spacing w:line="336" w:lineRule="auto" w:after="180"/>
+      </w:pPr>
+      <w:r>
+        <w:rPr>
+          <w:b/>
+        </w:rPr>
         <w:t>LOGIC STUDIO</w:t>
       </w:r>
     </w:p>
     <w:p>
-      <w:r>
+      <w:pPr>
+        <w:spacing w:line="336" w:lineRule="auto" w:after="180"/>
+      </w:pPr>
+      <w:r>
+        <w:rPr>
+          <w:b w:val="0"/>
+        </w:rPr>
         <w:t>Specify Before You Run</w:t>
       </w:r>
     </w:p>
     <w:p>
-      <w:r>
+      <w:pPr>
+        <w:spacing w:line="336" w:lineRule="auto" w:after="180"/>
+      </w:pPr>
+      <w:r>
+        <w:rPr>
+          <w:b w:val="0"/>
+        </w:rPr>
         <w:t>Prompts, schemas, retrieval, tool calls, and code are inspectable parts of one AI product.</w:t>
       </w:r>
     </w:p>
@@ -2153,8 +3423,26 @@
       </w:r>
     </w:p>
     <w:p>
-      <w:r>
-        <w:t>SET task, audience, constraints, output_schema</w:t>
+      <w:pPr>
+        <w:spacing w:line="336" w:lineRule="auto" w:after="180"/>
+      </w:pPr>
+      <w:r>
+        <w:rPr>
+          <w:b w:val="0"/>
+        </w:rPr>
+        <w:t xml:space="preserve">SET task, audience, constraints, </w:t>
+      </w:r>
+      <w:r>
+        <w:rPr>
+          <w:b/>
+        </w:rPr>
+        <w:t>output</w:t>
+      </w:r>
+      <w:r>
+        <w:rPr>
+          <w:b w:val="0"/>
+        </w:rPr>
+        <w:t>_schema</w:t>
         <w:br/>
         <w:t>LOAD approved_context or retrieval_result</w:t>
         <w:br/>
@@ -2162,14 +3450,69 @@
         <w:br/>
         <w:t>VALIDATE fields, claims, citations, and safety</w:t>
         <w:br/>
-        <w:t>IF evidence missing: ask, retrieve, or abstain</w:t>
+        <w:t xml:space="preserve">IF </w:t>
+      </w:r>
+      <w:r>
+        <w:rPr>
+          <w:b/>
+        </w:rPr>
+        <w:t>evidence</w:t>
+      </w:r>
+      <w:r>
+        <w:rPr>
+          <w:b w:val="0"/>
+        </w:rPr>
+        <w:t xml:space="preserve"> missing: ask, retrieve, or abstain</w:t>
         <w:br/>
-        <w:t>RETURN useful output + source trail + limitations</w:t>
-      </w:r>
-    </w:p>
-    <w:p>
-      <w:r>
-        <w:t>Trace one input. Which line changes the state or chooses a path?</w:t>
+        <w:t xml:space="preserve">RETURN useful </w:t>
+      </w:r>
+      <w:r>
+        <w:rPr>
+          <w:b/>
+        </w:rPr>
+        <w:t>output</w:t>
+      </w:r>
+      <w:r>
+        <w:rPr>
+          <w:b w:val="0"/>
+        </w:rPr>
+        <w:t xml:space="preserve"> + source trail + </w:t>
+      </w:r>
+      <w:r>
+        <w:rPr>
+          <w:b/>
+        </w:rPr>
+        <w:t>limitation</w:t>
+      </w:r>
+      <w:r>
+        <w:rPr>
+          <w:b w:val="0"/>
+        </w:rPr>
+        <w:t>s</w:t>
+      </w:r>
+    </w:p>
+    <w:p>
+      <w:pPr>
+        <w:spacing w:line="336" w:lineRule="auto" w:after="180"/>
+        <w:shd w:fill="F5F1FB"/>
+      </w:pPr>
+      <w:r>
+        <w:rPr>
+          <w:b w:val="0"/>
+        </w:rPr>
+        <w:t xml:space="preserve">Trace one </w:t>
+      </w:r>
+      <w:r>
+        <w:rPr>
+          <w:b/>
+        </w:rPr>
+        <w:t>input</w:t>
+      </w:r>
+      <w:r>
+        <w:rPr>
+          <w:b w:val="0"/>
+        </w:rPr>
+        <w:t>. Which line changes the state or chooses a path?</w:t>
       </w:r>
     </w:p>
     <w:p>
@@ -2214,13 +3557,72 @@
       </w:r>
     </w:p>
     <w:p>
-      <w:r>
-        <w:t>A defense should preserve negative evidence and uncertainty rather than treating polished presentation as proof.</w:t>
-      </w:r>
-    </w:p>
-    <w:p>
-      <w:r>
-        <w:t>A useful check asks what would make the reasoning fail. Distinguish a failure to execute the declared procedure from a weakness in the procedure itself. The first may require a correction; the second requires an explicitly revised method and new evidence. Preserve unsuccessful cases so an improved result cannot hide the original problem.</w:t>
+      <w:pPr>
+        <w:spacing w:line="336" w:lineRule="auto" w:after="180"/>
+      </w:pPr>
+      <w:r>
+        <w:rPr>
+          <w:b w:val="0"/>
+        </w:rPr>
+        <w:t xml:space="preserve">A </w:t>
+      </w:r>
+      <w:r>
+        <w:rPr>
+          <w:b/>
+        </w:rPr>
+        <w:t>defense</w:t>
+      </w:r>
+      <w:r>
+        <w:rPr>
+          <w:b w:val="0"/>
+        </w:rPr>
+        <w:t xml:space="preserve"> should preserve negative </w:t>
+      </w:r>
+      <w:r>
+        <w:rPr>
+          <w:b/>
+        </w:rPr>
+        <w:t>evidence</w:t>
+      </w:r>
+      <w:r>
+        <w:rPr>
+          <w:b w:val="0"/>
+        </w:rPr>
+        <w:t xml:space="preserve"> and uncertainty rather than treating polished presentation as proof.</w:t>
+      </w:r>
+    </w:p>
+    <w:p>
+      <w:pPr>
+        <w:spacing w:line="336" w:lineRule="auto" w:after="180"/>
+      </w:pPr>
+      <w:r>
+        <w:rPr>
+          <w:b w:val="0"/>
+        </w:rPr>
+        <w:t>A useful check asks what would make the reasoning fail. Distinguish a failure to execute the declared procedure from a weakness in the procedure itself.</w:t>
+      </w:r>
+    </w:p>
+    <w:p>
+      <w:pPr>
+        <w:spacing w:line="336" w:lineRule="auto" w:after="180"/>
+      </w:pPr>
+      <w:r>
+        <w:rPr>
+          <w:b w:val="0"/>
+        </w:rPr>
+        <w:t xml:space="preserve">The first may require a correction; the second requires an explicitly revised method and new </w:t>
+      </w:r>
+      <w:r>
+        <w:rPr>
+          <w:b/>
+        </w:rPr>
+        <w:t>evidence</w:t>
+      </w:r>
+      <w:r>
+        <w:rPr>
+          <w:b w:val="0"/>
+        </w:rPr>
+        <w:t>. Preserve unsuccessful cases so an improved result cannot hide the original problem.</w:t>
       </w:r>
     </w:p>
     <w:p>
@@ -2265,8 +3667,38 @@
       </w:r>
     </w:p>
     <w:p>
-      <w:r>
-        <w:t>Use workbook W2 for the connected example “Generative systems defense”. First fill the input and rule boxes. Try the middle steps before asking for a hint. After a hint, try the next step yourself.</w:t>
+      <w:pPr>
+        <w:spacing w:line="336" w:lineRule="auto" w:after="180"/>
+      </w:pPr>
+      <w:r>
+        <w:rPr>
+          <w:b w:val="0"/>
+        </w:rPr>
+        <w:t xml:space="preserve">Use workbook W2 for the connected example “Generative systems </w:t>
+      </w:r>
+      <w:r>
+        <w:rPr>
+          <w:b/>
+        </w:rPr>
+        <w:t>defense</w:t>
+      </w:r>
+      <w:r>
+        <w:rPr>
+          <w:b w:val="0"/>
+        </w:rPr>
+        <w:t xml:space="preserve">”. First fill the </w:t>
+      </w:r>
+      <w:r>
+        <w:rPr>
+          <w:b/>
+        </w:rPr>
+        <w:t>input</w:t>
+      </w:r>
+      <w:r>
+        <w:rPr>
+          <w:b w:val="0"/>
+        </w:rPr>
+        <w:t xml:space="preserve"> and rule boxes. Try the middle steps before asking for a hint. After a hint, try the next step yourself.</w:t>
       </w:r>
     </w:p>
     <w:tbl>
@@ -2349,7 +3781,13 @@
       </w:tr>
     </w:tbl>
     <w:p>
-      <w:r>
+      <w:pPr>
+        <w:spacing w:line="336" w:lineRule="auto" w:after="180"/>
+      </w:pPr>
+      <w:r>
+        <w:rPr>
+          <w:b w:val="0"/>
+        </w:rPr>
         <w:t>Explain your trace to a partner. Your partner points to one step to check. Swap roles on the next case. Each person writes their own explanation.</w:t>
       </w:r>
     </w:p>
@@ -2362,12 +3800,47 @@
       </w:r>
     </w:p>
     <w:p>
-      <w:r>
-        <w:t>Use the worked case for Generative systems defense. Proposed explanation: “The worked result establishes every future case”. Decide whether this explanation is supported. Point to the step or supplied fact that decides; explain your repair if needed.</w:t>
-      </w:r>
-    </w:p>
-    <w:p>
-      <w:r>
+      <w:pPr>
+        <w:spacing w:line="336" w:lineRule="auto" w:after="180"/>
+      </w:pPr>
+      <w:r>
+        <w:rPr>
+          <w:b w:val="0"/>
+        </w:rPr>
+        <w:t xml:space="preserve">Use the worked case for Generative systems </w:t>
+      </w:r>
+      <w:r>
+        <w:rPr>
+          <w:b/>
+        </w:rPr>
+        <w:t>defense</w:t>
+      </w:r>
+      <w:r>
+        <w:rPr>
+          <w:b w:val="0"/>
+        </w:rPr>
+        <w:t>. Proposed explanation: “The worked result establishes every future case”. Decide whether this explanation is supported.</w:t>
+      </w:r>
+    </w:p>
+    <w:p>
+      <w:pPr>
+        <w:spacing w:line="336" w:lineRule="auto" w:after="180"/>
+      </w:pPr>
+      <w:r>
+        <w:rPr>
+          <w:b w:val="0"/>
+        </w:rPr>
+        <w:t>Point to the step or supplied fact that decides; explain your repair if needed.</w:t>
+      </w:r>
+    </w:p>
+    <w:p>
+      <w:pPr>
+        <w:spacing w:line="336" w:lineRule="auto" w:after="180"/>
+      </w:pPr>
+      <w:r>
+        <w:rPr>
+          <w:b w:val="0"/>
+        </w:rPr>
         <w:t>Answer on your own before discussion. If you are unsure, say which step you need help with.</w:t>
       </w:r>
     </w:p>
@@ -2380,8 +3853,38 @@
       </w:r>
     </w:p>
     <w:p>
-      <w:r>
-        <w:t>Which numbers would you display to make the defense honest? Point to the relevant step in the picture, then write the changed result and the rule or evidence that supports it.</w:t>
+      <w:pPr>
+        <w:spacing w:line="336" w:lineRule="auto" w:after="180"/>
+      </w:pPr>
+      <w:r>
+        <w:rPr>
+          <w:b w:val="0"/>
+        </w:rPr>
+        <w:t xml:space="preserve">Which numbers would you display to make the </w:t>
+      </w:r>
+      <w:r>
+        <w:rPr>
+          <w:b/>
+        </w:rPr>
+        <w:t>defense</w:t>
+      </w:r>
+      <w:r>
+        <w:rPr>
+          <w:b w:val="0"/>
+        </w:rPr>
+        <w:t xml:space="preserve"> honest? Point to the relevant step in the picture, then write the changed result and the rule or </w:t>
+      </w:r>
+      <w:r>
+        <w:rPr>
+          <w:b/>
+        </w:rPr>
+        <w:t>evidence</w:t>
+      </w:r>
+      <w:r>
+        <w:rPr>
+          <w:b w:val="0"/>
+        </w:rPr>
+        <w:t xml:space="preserve"> that supports it.</w:t>
       </w:r>
     </w:p>
     <w:p>
@@ -2413,7 +3916,13 @@
       </w:r>
     </w:p>
     <w:p>
-      <w:r>
+      <w:pPr>
+        <w:spacing w:line="336" w:lineRule="auto" w:after="180"/>
+      </w:pPr>
+      <w:r>
+        <w:rPr>
+          <w:b w:val="0"/>
+        </w:rPr>
         <w:t>This is supported practice. Keep the separately named independent case for an attempt before feedback.</w:t>
       </w:r>
     </w:p>
@@ -2427,16 +3936,45 @@
     </w:p>
     <w:p>
       <w:r>
-        <w:t>EVIDENCE LAB</w:t>
-      </w:r>
-    </w:p>
-    <w:p>
-      <w:r>
+        <w:t>Investigate Creator Defense. Record the prediction, actual observation or labelled paper trace, explanation and next test separately.</w:t>
+      </w:r>
+    </w:p>
+    <w:p>
+      <w:pPr>
+        <w:spacing w:line="336" w:lineRule="auto" w:after="180"/>
+      </w:pPr>
+      <w:r>
+        <w:rPr>
+          <w:b/>
+        </w:rPr>
+        <w:t>EVIDENCE</w:t>
+      </w:r>
+      <w:r>
+        <w:rPr>
+          <w:b/>
+        </w:rPr>
+        <w:t xml:space="preserve"> LAB</w:t>
+      </w:r>
+    </w:p>
+    <w:p>
+      <w:pPr>
+        <w:spacing w:line="336" w:lineRule="auto" w:after="180"/>
+      </w:pPr>
+      <w:r>
+        <w:rPr>
+          <w:b w:val="0"/>
+        </w:rPr>
         <w:t>Predict → Test → Record → Explain</w:t>
       </w:r>
     </w:p>
     <w:p>
-      <w:r>
+      <w:pPr>
+        <w:spacing w:line="336" w:lineRule="auto" w:after="180"/>
+      </w:pPr>
+      <w:r>
+        <w:rPr>
+          <w:b w:val="0"/>
+        </w:rPr>
         <w:t>Keep expected and actual results separate. Surprises are useful data when recorded honestly.</w:t>
       </w:r>
     </w:p>
@@ -2477,8 +4015,38 @@
       </w:r>
     </w:p>
     <w:p>
-      <w:r>
-        <w:t>Present architecture and evidence bundle, accept a fresh case, explain a failure without hiding it, and defend one tradeoff.</w:t>
+      <w:pPr>
+        <w:spacing w:line="336" w:lineRule="auto" w:after="180"/>
+      </w:pPr>
+      <w:r>
+        <w:rPr>
+          <w:b w:val="0"/>
+        </w:rPr>
+        <w:t xml:space="preserve">Present </w:t>
+      </w:r>
+      <w:r>
+        <w:rPr>
+          <w:b/>
+        </w:rPr>
+        <w:t>architecture</w:t>
+      </w:r>
+      <w:r>
+        <w:rPr>
+          <w:b w:val="0"/>
+        </w:rPr>
+        <w:t xml:space="preserve"> and </w:t>
+      </w:r>
+      <w:r>
+        <w:rPr>
+          <w:b/>
+        </w:rPr>
+        <w:t>evidence</w:t>
+      </w:r>
+      <w:r>
+        <w:rPr>
+          <w:b w:val="0"/>
+        </w:rPr>
+        <w:t xml:space="preserve"> bundle, accept a fresh case, explain a failure without hiding it, and defend one tradeoff.</w:t>
       </w:r>
     </w:p>
     <w:tbl>
@@ -2727,7 +4295,14 @@
       </w:tr>
     </w:tbl>
     <w:p>
-      <w:r>
+      <w:pPr>
+        <w:spacing w:line="336" w:lineRule="auto" w:after="180"/>
+        <w:shd w:fill="F5F1FB"/>
+      </w:pPr>
+      <w:r>
+        <w:rPr>
+          <w:b w:val="0"/>
+        </w:rPr>
         <w:t>What did the hardest test teach you that the normal test did not?</w:t>
       </w:r>
     </w:p>
@@ -2773,7 +4348,13 @@
       </w:r>
     </w:p>
     <w:p>
-      <w:r>
+      <w:pPr>
+        <w:spacing w:line="336" w:lineRule="auto" w:after="180"/>
+      </w:pPr>
+      <w:r>
+        <w:rPr>
+          <w:b w:val="0"/>
+        </w:rPr>
         <w:t>Before trying: what do I expect, and why? While trying: which step could first go wrong? Afterwards: what did I actually observe, and what should change? Keep “not run” if you only traced the procedure.</w:t>
       </w:r>
     </w:p>
@@ -2787,17 +4368,52 @@
     </w:p>
     <w:p>
       <w:r>
+        <w:t>Move from recall to tracing, diagnosis and transfer in Creator Defense. Explain why each step is justified.</w:t>
+      </w:r>
+    </w:p>
+    <w:p>
+      <w:pPr>
+        <w:spacing w:line="336" w:lineRule="auto" w:after="180"/>
+      </w:pPr>
+      <w:r>
+        <w:rPr>
+          <w:b/>
+        </w:rPr>
         <w:t>MASTERY</w:t>
       </w:r>
     </w:p>
     <w:p>
-      <w:r>
+      <w:pPr>
+        <w:spacing w:line="336" w:lineRule="auto" w:after="180"/>
+      </w:pPr>
+      <w:r>
+        <w:rPr>
+          <w:b w:val="0"/>
+        </w:rPr>
         <w:t>From Knowing the Word to Owning the Idea</w:t>
       </w:r>
     </w:p>
     <w:p>
-      <w:r>
-        <w:t>Move upward only when you can produce evidence without copying the worked example.</w:t>
+      <w:pPr>
+        <w:spacing w:line="336" w:lineRule="auto" w:after="180"/>
+      </w:pPr>
+      <w:r>
+        <w:rPr>
+          <w:b w:val="0"/>
+        </w:rPr>
+        <w:t xml:space="preserve">Move upward only when you can produce </w:t>
+      </w:r>
+      <w:r>
+        <w:rPr>
+          <w:b/>
+        </w:rPr>
+        <w:t>evidence</w:t>
+      </w:r>
+      <w:r>
+        <w:rPr>
+          <w:b w:val="0"/>
+        </w:rPr>
+        <w:t xml:space="preserve"> without copying the worked example.</w:t>
       </w:r>
     </w:p>
     <w:p>
@@ -2837,33 +4453,93 @@
       </w:r>
     </w:p>
     <w:p>
-      <w:r>
+      <w:pPr>
+        <w:spacing w:line="336" w:lineRule="auto" w:after="180"/>
+      </w:pPr>
+      <w:r>
+        <w:rPr>
+          <w:b w:val="0"/>
+        </w:rPr>
         <w:t>1 • NAME: Define the concept without repeating the textbook.</w:t>
       </w:r>
     </w:p>
     <w:p>
-      <w:r>
-        <w:t>2 • TRACE: Show the information, state, branch, calculation, or evidence path.</w:t>
-      </w:r>
-    </w:p>
-    <w:p>
-      <w:r>
+      <w:pPr>
+        <w:spacing w:line="336" w:lineRule="auto" w:after="180"/>
+      </w:pPr>
+      <w:r>
+        <w:rPr>
+          <w:b w:val="0"/>
+        </w:rPr>
+        <w:t xml:space="preserve">2 • TRACE: Show the information, state, branch, calculation, or </w:t>
+      </w:r>
+      <w:r>
+        <w:rPr>
+          <w:b/>
+        </w:rPr>
+        <w:t>evidence</w:t>
+      </w:r>
+      <w:r>
+        <w:rPr>
+          <w:b w:val="0"/>
+        </w:rPr>
+        <w:t xml:space="preserve"> path.</w:t>
+      </w:r>
+    </w:p>
+    <w:p>
+      <w:pPr>
+        <w:spacing w:line="336" w:lineRule="auto" w:after="180"/>
+      </w:pPr>
+      <w:r>
+        <w:rPr>
+          <w:b w:val="0"/>
+        </w:rPr>
         <w:t>3 • APPLY: Solve a different example independently.</w:t>
       </w:r>
     </w:p>
     <w:p>
-      <w:r>
+      <w:pPr>
+        <w:spacing w:line="336" w:lineRule="auto" w:after="180"/>
+      </w:pPr>
+      <w:r>
+        <w:rPr>
+          <w:b w:val="0"/>
+        </w:rPr>
         <w:t>4 • CHALLENGE: Find a boundary case, counterexample, or unfair outcome.</w:t>
       </w:r>
     </w:p>
     <w:p>
-      <w:r>
+      <w:pPr>
+        <w:spacing w:line="336" w:lineRule="auto" w:after="180"/>
+      </w:pPr>
+      <w:r>
+        <w:rPr>
+          <w:b w:val="0"/>
+        </w:rPr>
         <w:t>5 • EXPLAIN LIMITS: Say when the result should not be trusted or used alone.</w:t>
       </w:r>
     </w:p>
     <w:p>
-      <w:r>
-        <w:t>My strongest evidence of independent understanding:</w:t>
+      <w:pPr>
+        <w:spacing w:line="336" w:lineRule="auto" w:after="180"/>
+      </w:pPr>
+      <w:r>
+        <w:rPr>
+          <w:b w:val="0"/>
+        </w:rPr>
+        <w:t xml:space="preserve">My strongest </w:t>
+      </w:r>
+      <w:r>
+        <w:rPr>
+          <w:b/>
+        </w:rPr>
+        <w:t>evidence</w:t>
+      </w:r>
+      <w:r>
+        <w:rPr>
+          <w:b w:val="0"/>
+        </w:rPr>
+        <w:t xml:space="preserve"> of independent understanding:</w:t>
       </w:r>
     </w:p>
     <w:p>
@@ -2909,16 +4585,39 @@
     </w:p>
     <w:p>
       <w:r>
+        <w:t>Apply this week’s idea to Verified Study Buddy. Keep an annotated decision and the evidence supporting it.</w:t>
+      </w:r>
+    </w:p>
+    <w:p>
+      <w:pPr>
+        <w:spacing w:line="336" w:lineRule="auto" w:after="180"/>
+      </w:pPr>
+      <w:r>
+        <w:rPr>
+          <w:b/>
+        </w:rPr>
         <w:t>CUMULATIVE PROJECT</w:t>
       </w:r>
     </w:p>
     <w:p>
-      <w:r>
+      <w:pPr>
+        <w:spacing w:line="336" w:lineRule="auto" w:after="180"/>
+      </w:pPr>
+      <w:r>
+        <w:rPr>
+          <w:b w:val="0"/>
+        </w:rPr>
         <w:t>Verified Study Buddy</w:t>
       </w:r>
     </w:p>
     <w:p>
-      <w:r>
+      <w:pPr>
+        <w:spacing w:line="336" w:lineRule="auto" w:after="180"/>
+      </w:pPr>
+      <w:r>
+        <w:rPr>
+          <w:b w:val="0"/>
+        </w:rPr>
         <w:t>Every week adds one inspectable piece. The system must show how it reached a result.</w:t>
       </w:r>
     </w:p>
@@ -2959,17 +4658,51 @@
       </w:r>
     </w:p>
     <w:p>
-      <w:r>
+      <w:pPr>
+        <w:spacing w:line="336" w:lineRule="auto" w:after="180"/>
+      </w:pPr>
+      <w:r>
+        <w:rPr>
+          <w:b w:val="0"/>
+        </w:rPr>
         <w:t>THIS WEEK’S CHECKPOINT  Final product card documents purpose, system map, sources, evals, limits, risks, and human oversight.</w:t>
       </w:r>
     </w:p>
     <w:p>
-      <w:r>
-        <w:t>SYSTEM MAP  Learner need → prompt/schema → approved sources/retrieval → model/tool → structured answer → verification → human decision</w:t>
-      </w:r>
-    </w:p>
-    <w:p>
-      <w:r>
+      <w:pPr>
+        <w:pStyle w:val="Heading3"/>
+      </w:pPr>
+      <w:r>
+        <w:t>Trace the system</w:t>
+      </w:r>
+    </w:p>
+    <w:p>
+      <w:pPr>
+        <w:spacing w:line="336" w:lineRule="auto" w:after="180"/>
+        <w:shd w:fill="EDF7F3"/>
+      </w:pPr>
+      <w:r>
+        <w:rPr>
+          <w:b w:val="0"/>
+        </w:rPr>
+        <w:t xml:space="preserve">SYSTEM MAP  Learner need → prompt/schema → approved sources/retrieval → model/tool → structured answer → verification → </w:t>
+      </w:r>
+      <w:r>
+        <w:rPr>
+          <w:b/>
+        </w:rPr>
+        <w:t>human decision</w:t>
+      </w:r>
+    </w:p>
+    <w:p>
+      <w:pPr>
+        <w:spacing w:line="336" w:lineRule="auto" w:after="180"/>
+        <w:shd w:fill="F5F1FB"/>
+      </w:pPr>
+      <w:r>
+        <w:rPr>
+          <w:b w:val="0"/>
+        </w:rPr>
         <w:t>What will you add, change, or verify in the project this week?</w:t>
       </w:r>
     </w:p>
@@ -3007,8 +4740,27 @@
       </w:r>
     </w:p>
     <w:p>
-      <w:r>
-        <w:t>What should remain under human control?</w:t>
+      <w:pPr>
+        <w:spacing w:line="336" w:lineRule="auto" w:after="180"/>
+        <w:shd w:fill="F5F1FB"/>
+      </w:pPr>
+      <w:r>
+        <w:rPr>
+          <w:b w:val="0"/>
+        </w:rPr>
+        <w:t xml:space="preserve">What should remain under </w:t>
+      </w:r>
+      <w:r>
+        <w:rPr>
+          <w:b/>
+        </w:rPr>
+        <w:t>human control</w:t>
+      </w:r>
+      <w:r>
+        <w:rPr>
+          <w:b w:val="0"/>
+        </w:rPr>
+        <w:t>?</w:t>
       </w:r>
     </w:p>
     <w:p>
@@ -3045,21 +4797,89 @@
       </w:r>
     </w:p>
     <w:p>
-      <w:r>
-        <w:t>RESPONSIBLE DESIGN  Collect only necessary information. Show uncertainty and limits. Never confuse fluent output with verified truth.</w:t>
-      </w:r>
-    </w:p>
-    <w:p>
       <w:pPr>
         <w:pStyle w:val="Heading3"/>
       </w:pPr>
       <w:r>
+        <w:t>Responsible design</w:t>
+      </w:r>
+    </w:p>
+    <w:p>
+      <w:pPr>
+        <w:spacing w:line="336" w:lineRule="auto" w:after="180"/>
+        <w:shd w:fill="FFF5E6"/>
+      </w:pPr>
+      <w:r>
+        <w:rPr>
+          <w:b w:val="0"/>
+        </w:rPr>
+        <w:t xml:space="preserve">RESPONSIBLE DESIGN  Collect only necessary information. Show uncertainty and limits. Never confuse fluent </w:t>
+      </w:r>
+      <w:r>
+        <w:rPr>
+          <w:b/>
+        </w:rPr>
+        <w:t>output</w:t>
+      </w:r>
+      <w:r>
+        <w:rPr>
+          <w:b w:val="0"/>
+        </w:rPr>
+        <w:t xml:space="preserve"> with verified truth.</w:t>
+      </w:r>
+    </w:p>
+    <w:p>
+      <w:pPr>
+        <w:pStyle w:val="Heading3"/>
+      </w:pPr>
+      <w:r>
         <w:t>Evidence for your project</w:t>
       </w:r>
     </w:p>
     <w:p>
-      <w:r>
-        <w:t>For your Verified Study Buddy, save the input, procedure, observed result and limitation of this check. Label this worked example as practice; use a different, previously unreviewed case when checking independent understanding.</w:t>
+      <w:pPr>
+        <w:spacing w:line="336" w:lineRule="auto" w:after="180"/>
+      </w:pPr>
+      <w:r>
+        <w:rPr>
+          <w:b w:val="0"/>
+        </w:rPr>
+        <w:t xml:space="preserve">For your Verified Study Buddy, save the </w:t>
+      </w:r>
+      <w:r>
+        <w:rPr>
+          <w:b/>
+        </w:rPr>
+        <w:t>input</w:t>
+      </w:r>
+      <w:r>
+        <w:rPr>
+          <w:b w:val="0"/>
+        </w:rPr>
+        <w:t xml:space="preserve">, procedure, observed result and </w:t>
+      </w:r>
+      <w:r>
+        <w:rPr>
+          <w:b/>
+        </w:rPr>
+        <w:t>limitation</w:t>
+      </w:r>
+      <w:r>
+        <w:rPr>
+          <w:b w:val="0"/>
+        </w:rPr>
+        <w:t xml:space="preserve"> of this check.</w:t>
+      </w:r>
+    </w:p>
+    <w:p>
+      <w:pPr>
+        <w:spacing w:line="336" w:lineRule="auto" w:after="180"/>
+      </w:pPr>
+      <w:r>
+        <w:rPr>
+          <w:b w:val="0"/>
+        </w:rPr>
+        <w:t>Label this worked example as practice; use a different, previously unreviewed case when checking independent understanding.</w:t>
       </w:r>
     </w:p>
     <w:p>
@@ -3072,16 +4892,48 @@
     </w:p>
     <w:p>
       <w:r>
+        <w:t>Use a genuinely new case for independent evidence. Previously discussed examples remain practice; use the separately named independent case before feedback.</w:t>
+      </w:r>
+    </w:p>
+    <w:p>
+      <w:pPr>
+        <w:pStyle w:val="Heading3"/>
+      </w:pPr>
+      <w:r>
+        <w:t>Independent evidence</w:t>
+      </w:r>
+    </w:p>
+    <w:p>
+      <w:pPr>
+        <w:spacing w:line="336" w:lineRule="auto" w:after="180"/>
+        <w:shd w:fill="FFF5E6"/>
+      </w:pPr>
+      <w:r>
+        <w:rPr>
+          <w:b w:val="0"/>
+        </w:rPr>
         <w:t>INDEPENDENT MASTERY PROOF</w:t>
       </w:r>
     </w:p>
     <w:p>
-      <w:r>
+      <w:pPr>
+        <w:spacing w:line="336" w:lineRule="auto" w:after="180"/>
+      </w:pPr>
+      <w:r>
+        <w:rPr>
+          <w:b w:val="0"/>
+        </w:rPr>
         <w:t>Explain • Transfer • Test • Defend</w:t>
       </w:r>
     </w:p>
     <w:p>
-      <w:r>
+      <w:pPr>
+        <w:spacing w:line="336" w:lineRule="auto" w:after="180"/>
+      </w:pPr>
+      <w:r>
+        <w:rPr>
+          <w:b w:val="0"/>
+        </w:rPr>
         <w:t>Complete this page without copying the worked example. Your reasoning matters more than decoration.</w:t>
       </w:r>
     </w:p>
@@ -3122,12 +4974,34 @@
       </w:r>
     </w:p>
     <w:p>
-      <w:r>
+      <w:pPr>
+        <w:pStyle w:val="Heading3"/>
+      </w:pPr>
+      <w:r>
+        <w:t>Try a more demanding case</w:t>
+      </w:r>
+    </w:p>
+    <w:p>
+      <w:pPr>
+        <w:spacing w:line="336" w:lineRule="auto" w:after="180"/>
+        <w:shd w:fill="F5F1FB"/>
+      </w:pPr>
+      <w:r>
+        <w:rPr>
+          <w:b w:val="0"/>
+        </w:rPr>
         <w:t>CHALLENGE  Demo and defend against fresh test and design questions.</w:t>
       </w:r>
     </w:p>
     <w:p>
-      <w:r>
+      <w:pPr>
+        <w:spacing w:line="336" w:lineRule="auto" w:after="180"/>
+        <w:shd w:fill="F4F9FC"/>
+      </w:pPr>
+      <w:r>
+        <w:rPr>
+          <w:b w:val="0"/>
+        </w:rPr>
         <w:t>1. My fresh example, trace, calculation, or design:</w:t>
       </w:r>
     </w:p>
@@ -3165,8 +5039,27 @@
       </w:r>
     </w:p>
     <w:p>
-      <w:r>
-        <w:t>2. My evidence that it works (include a boundary or missing-data case):</w:t>
+      <w:pPr>
+        <w:spacing w:line="336" w:lineRule="auto" w:after="180"/>
+        <w:shd w:fill="F4F9FC"/>
+      </w:pPr>
+      <w:r>
+        <w:rPr>
+          <w:b w:val="0"/>
+        </w:rPr>
+        <w:t xml:space="preserve">2. My </w:t>
+      </w:r>
+      <w:r>
+        <w:rPr>
+          <w:b/>
+        </w:rPr>
+        <w:t>evidence</w:t>
+      </w:r>
+      <w:r>
+        <w:rPr>
+          <w:b w:val="0"/>
+        </w:rPr>
+        <w:t xml:space="preserve"> that it works (include a boundary or missing-data case):</w:t>
       </w:r>
     </w:p>
     <w:p>
@@ -3203,8 +5096,27 @@
       </w:r>
     </w:p>
     <w:p>
-      <w:r>
-        <w:t>3. One limitation, fairness concern, or situation needing human review:</w:t>
+      <w:pPr>
+        <w:spacing w:line="336" w:lineRule="auto" w:after="180"/>
+        <w:shd w:fill="F4F9FC"/>
+      </w:pPr>
+      <w:r>
+        <w:rPr>
+          <w:b w:val="0"/>
+        </w:rPr>
+        <w:t xml:space="preserve">3. One </w:t>
+      </w:r>
+      <w:r>
+        <w:rPr>
+          <w:b/>
+        </w:rPr>
+        <w:t>limitation</w:t>
+      </w:r>
+      <w:r>
+        <w:rPr>
+          <w:b w:val="0"/>
+        </w:rPr>
+        <w:t>, fairness concern, or situation needing human review:</w:t>
       </w:r>
     </w:p>
     <w:p>
@@ -3241,8 +5153,59 @@
       </w:r>
     </w:p>
     <w:p>
-      <w:r>
-        <w:t>SELF-CHECK  □ I explained the mechanism  □ I used evidence  □ I tested a fresh case  □ I named a limitation  □ I can answer ‘why?’</w:t>
+      <w:pPr>
+        <w:pStyle w:val="Heading3"/>
+      </w:pPr>
+      <w:r>
+        <w:t>Check your explanation</w:t>
+      </w:r>
+    </w:p>
+    <w:p>
+      <w:pPr>
+        <w:spacing w:line="336" w:lineRule="auto" w:after="180"/>
+        <w:shd w:fill="F5F1FB"/>
+      </w:pPr>
+      <w:r>
+        <w:rPr>
+          <w:b w:val="0"/>
+        </w:rPr>
+        <w:t xml:space="preserve">SELF-CHECK  □ I explained the </w:t>
+      </w:r>
+      <w:r>
+        <w:rPr>
+          <w:b/>
+        </w:rPr>
+        <w:t>mechanism</w:t>
+      </w:r>
+      <w:r>
+        <w:rPr>
+          <w:b w:val="0"/>
+        </w:rPr>
+        <w:t xml:space="preserve">  □ I used </w:t>
+      </w:r>
+      <w:r>
+        <w:rPr>
+          <w:b/>
+        </w:rPr>
+        <w:t>evidence</w:t>
+      </w:r>
+      <w:r>
+        <w:rPr>
+          <w:b w:val="0"/>
+        </w:rPr>
+        <w:t xml:space="preserve">  □ I tested a fresh case  □ I named a </w:t>
+      </w:r>
+      <w:r>
+        <w:rPr>
+          <w:b/>
+        </w:rPr>
+        <w:t>limitation</w:t>
+      </w:r>
+      <w:r>
+        <w:rPr>
+          <w:b w:val="0"/>
+        </w:rPr>
+        <w:t xml:space="preserve">  □ I can answer ‘why?’</w:t>
       </w:r>
     </w:p>
     <w:p>
@@ -3254,6 +5217,11 @@
       </w:r>
     </w:p>
     <w:p>
+      <w:r>
+        <w:t>Revisit the complete Creator Defense case for supported practice. Repeated examples do not become fresh assessments.</w:t>
+      </w:r>
+    </w:p>
+    <w:p>
       <w:pPr>
         <w:pStyle w:val="Heading3"/>
       </w:pPr>
@@ -3262,7 +5230,13 @@
       </w:r>
     </w:p>
     <w:p>
-      <w:r>
+      <w:pPr>
+        <w:spacing w:line="336" w:lineRule="auto" w:after="180"/>
+      </w:pPr>
+      <w:r>
+        <w:rPr>
+          <w:b w:val="0"/>
+        </w:rPr>
         <w:t>Use the supplied details to practise the weekly concept before attempting the independent question. This case extends the illustrated lesson.</w:t>
       </w:r>
     </w:p>
@@ -3275,7 +5249,13 @@
       </w:r>
     </w:p>
     <w:p>
-      <w:r>
+      <w:pPr>
+        <w:spacing w:line="336" w:lineRule="auto" w:after="180"/>
+      </w:pPr>
+      <w:r>
+        <w:rPr>
+          <w:b w:val="0"/>
+        </w:rPr>
         <w:t>Ten successful demos lead to a never hallucinates claim.</w:t>
       </w:r>
     </w:p>
@@ -3288,7 +5268,13 @@
       </w:r>
     </w:p>
     <w:p>
-      <w:r>
+      <w:pPr>
+        <w:spacing w:line="336" w:lineRule="auto" w:after="180"/>
+      </w:pPr>
+      <w:r>
+        <w:rPr>
+          <w:b w:val="0"/>
+        </w:rPr>
         <w:t>Write a defensible conclusion.</w:t>
       </w:r>
     </w:p>
@@ -3301,8 +5287,26 @@
       </w:r>
     </w:p>
     <w:p>
-      <w:r>
-        <w:t>Report those ten specified passes, show evidence and fallback, and state untested conditions. Demonstrate an unanswerable question.</w:t>
+      <w:pPr>
+        <w:spacing w:line="336" w:lineRule="auto" w:after="180"/>
+      </w:pPr>
+      <w:r>
+        <w:rPr>
+          <w:b w:val="0"/>
+        </w:rPr>
+        <w:t xml:space="preserve">Report those ten specified passes, show </w:t>
+      </w:r>
+      <w:r>
+        <w:rPr>
+          <w:b/>
+        </w:rPr>
+        <w:t>evidence</w:t>
+      </w:r>
+      <w:r>
+        <w:rPr>
+          <w:b w:val="0"/>
+        </w:rPr>
+        <w:t xml:space="preserve"> and fallback, and state untested conditions. Demonstrate an unanswerable question.</w:t>
       </w:r>
     </w:p>
     <w:p>
@@ -3314,7 +5318,14 @@
       </w:r>
     </w:p>
     <w:p>
-      <w:r>
+      <w:pPr>
+        <w:spacing w:line="336" w:lineRule="auto" w:after="180"/>
+        <w:shd w:fill="F5F1FB"/>
+      </w:pPr>
+      <w:r>
+        <w:rPr>
+          <w:b w:val="0"/>
+        </w:rPr>
         <w:t>Which detail supports the answer, and why does it matter?</w:t>
       </w:r>
     </w:p>
@@ -3492,18 +5503,48 @@
       </w:tr>
     </w:tbl>
     <w:p>
-      <w:r>
+      <w:pPr>
+        <w:spacing w:line="336" w:lineRule="auto" w:after="180"/>
+      </w:pPr>
+      <w:r>
+        <w:rPr>
+          <w:b w:val="0"/>
+        </w:rPr>
         <w:t>Ten successful demos lead to a never hallucinates claim.</w:t>
       </w:r>
     </w:p>
     <w:p>
-      <w:r>
+      <w:pPr>
+        <w:spacing w:line="336" w:lineRule="auto" w:after="180"/>
+      </w:pPr>
+      <w:r>
+        <w:rPr>
+          <w:b w:val="0"/>
+        </w:rPr>
         <w:t>Write a defensible conclusion.</w:t>
       </w:r>
     </w:p>
     <w:p>
-      <w:r>
-        <w:t>Report those ten specified passes, show evidence and fallback, and state untested conditions. Demonstrate an unanswerable question.</w:t>
+      <w:pPr>
+        <w:spacing w:line="336" w:lineRule="auto" w:after="180"/>
+      </w:pPr>
+      <w:r>
+        <w:rPr>
+          <w:b w:val="0"/>
+        </w:rPr>
+        <w:t xml:space="preserve">Report those ten specified passes, show </w:t>
+      </w:r>
+      <w:r>
+        <w:rPr>
+          <w:b/>
+        </w:rPr>
+        <w:t>evidence</w:t>
+      </w:r>
+      <w:r>
+        <w:rPr>
+          <w:b w:val="0"/>
+        </w:rPr>
+        <w:t xml:space="preserve"> and fallback, and state untested conditions. Demonstrate an unanswerable question.</w:t>
       </w:r>
     </w:p>
     <w:p>
@@ -3515,6 +5556,11 @@
       </w:r>
     </w:p>
     <w:p>
+      <w:r>
+        <w:t>Attempt the reserved new case before feedback. Record support; the earlier examples below remain additional practice.</w:t>
+      </w:r>
+    </w:p>
+    <w:p>
       <w:pPr>
         <w:pStyle w:val="Heading3"/>
       </w:pPr>
@@ -3523,8 +5569,26 @@
       </w:r>
     </w:p>
     <w:p>
-      <w:r>
-        <w:t>A defense has retrieval 8/10, support 6/10, fallback 3/4 and no measured latency. State the three rates and reject one unsupported claim.</w:t>
+      <w:pPr>
+        <w:spacing w:line="336" w:lineRule="auto" w:after="180"/>
+      </w:pPr>
+      <w:r>
+        <w:rPr>
+          <w:b w:val="0"/>
+        </w:rPr>
+        <w:t xml:space="preserve">A </w:t>
+      </w:r>
+      <w:r>
+        <w:rPr>
+          <w:b/>
+        </w:rPr>
+        <w:t>defense</w:t>
+      </w:r>
+      <w:r>
+        <w:rPr>
+          <w:b w:val="0"/>
+        </w:rPr>
+        <w:t xml:space="preserve"> has retrieval 8/10, support 6/10, fallback 3/4 and no measured latency. State the three rates and reject one unsupported claim.</w:t>
       </w:r>
     </w:p>
     <w:p>
@@ -3571,7 +5635,13 @@
       </w:r>
     </w:p>
     <w:p>
-      <w:r>
+      <w:pPr>
+        <w:spacing w:line="336" w:lineRule="auto" w:after="180"/>
+      </w:pPr>
+      <w:r>
+        <w:rPr>
+          <w:b w:val="0"/>
+        </w:rPr>
         <w:t>Attempt this case before feedback. Record any help. Earlier examples below are further practice; a case already practised with feedback cannot establish fresh transfer.</w:t>
       </w:r>
     </w:p>
@@ -3584,18 +5654,66 @@
       </w:r>
     </w:p>
     <w:p>
-      <w:r>
+      <w:pPr>
+        <w:spacing w:line="336" w:lineRule="auto" w:after="180"/>
+      </w:pPr>
+      <w:r>
+        <w:rPr>
+          <w:b w:val="0"/>
+        </w:rPr>
         <w:t>Close the worked explanation. Apply the idea to this different question without copying.</w:t>
       </w:r>
     </w:p>
     <w:p>
-      <w:r>
-        <w:t>An audience asks whether your assistant is always correct. Give an evidence-based defense using results and a limit.</w:t>
-      </w:r>
-    </w:p>
-    <w:p>
-      <w:r>
-        <w:t>My answer, with a trace, calculation or supporting evidence</w:t>
+      <w:pPr>
+        <w:spacing w:line="336" w:lineRule="auto" w:after="180"/>
+      </w:pPr>
+      <w:r>
+        <w:rPr>
+          <w:b w:val="0"/>
+        </w:rPr>
+        <w:t xml:space="preserve">An audience asks whether your assistant is always correct. Give an </w:t>
+      </w:r>
+      <w:r>
+        <w:rPr>
+          <w:b/>
+        </w:rPr>
+        <w:t>evidence</w:t>
+      </w:r>
+      <w:r>
+        <w:rPr>
+          <w:b w:val="0"/>
+        </w:rPr>
+        <w:t xml:space="preserve">-based </w:t>
+      </w:r>
+      <w:r>
+        <w:rPr>
+          <w:b/>
+        </w:rPr>
+        <w:t>defense</w:t>
+      </w:r>
+      <w:r>
+        <w:rPr>
+          <w:b w:val="0"/>
+        </w:rPr>
+        <w:t xml:space="preserve"> using results and a limit.</w:t>
+      </w:r>
+    </w:p>
+    <w:p>
+      <w:pPr>
+        <w:spacing w:line="336" w:lineRule="auto" w:after="180"/>
+      </w:pPr>
+      <w:r>
+        <w:rPr>
+          <w:b w:val="0"/>
+        </w:rPr>
+        <w:t xml:space="preserve">My answer, with a trace, calculation or supporting </w:t>
+      </w:r>
+      <w:r>
+        <w:rPr>
+          <w:b/>
+        </w:rPr>
+        <w:t>evidence</w:t>
       </w:r>
     </w:p>
     <w:p>
@@ -3640,13 +5758,37 @@
       </w:r>
     </w:p>
     <w:p>
-      <w:r>
+      <w:pPr>
+        <w:spacing w:line="336" w:lineRule="auto" w:after="180"/>
+      </w:pPr>
+      <w:r>
+        <w:rPr>
+          <w:b w:val="0"/>
+        </w:rPr>
         <w:t>Change one relevant detail. Predict the result before testing. Include a boundary or missing-information case when it helps reveal a limit.</w:t>
       </w:r>
     </w:p>
     <w:p>
-      <w:r>
-        <w:t>My changed input and expected result</w:t>
+      <w:pPr>
+        <w:spacing w:line="336" w:lineRule="auto" w:after="180"/>
+      </w:pPr>
+      <w:r>
+        <w:rPr>
+          <w:b w:val="0"/>
+        </w:rPr>
+        <w:t xml:space="preserve">My changed </w:t>
+      </w:r>
+      <w:r>
+        <w:rPr>
+          <w:b/>
+        </w:rPr>
+        <w:t>input</w:t>
+      </w:r>
+      <w:r>
+        <w:rPr>
+          <w:b w:val="0"/>
+        </w:rPr>
+        <w:t xml:space="preserve"> and expected result</w:t>
       </w:r>
     </w:p>
     <w:p>
@@ -3691,13 +5833,37 @@
       </w:r>
     </w:p>
     <w:p>
-      <w:r>
+      <w:pPr>
+        <w:spacing w:line="336" w:lineRule="auto" w:after="180"/>
+      </w:pPr>
+      <w:r>
+        <w:rPr>
+          <w:b w:val="0"/>
+        </w:rPr>
         <w:t>Final product card documents purpose, system map, sources, evals, limits, risks, and human oversight.</w:t>
       </w:r>
     </w:p>
     <w:p>
-      <w:r>
-        <w:t>The evidence I will keep</w:t>
+      <w:pPr>
+        <w:spacing w:line="336" w:lineRule="auto" w:after="180"/>
+      </w:pPr>
+      <w:r>
+        <w:rPr>
+          <w:b w:val="0"/>
+        </w:rPr>
+        <w:t xml:space="preserve">The </w:t>
+      </w:r>
+      <w:r>
+        <w:rPr>
+          <w:b/>
+        </w:rPr>
+        <w:t>evidence</w:t>
+      </w:r>
+      <w:r>
+        <w:rPr>
+          <w:b w:val="0"/>
+        </w:rPr>
+        <w:t xml:space="preserve"> I will keep</w:t>
       </w:r>
     </w:p>
     <w:p>
@@ -3734,8 +5900,26 @@
       </w:r>
     </w:p>
     <w:p>
-      <w:r>
-        <w:t>Your teacher has the independent answer and scoring criteria. Complete the matching workbook week to keep your practice evidence together.</w:t>
+      <w:pPr>
+        <w:spacing w:line="336" w:lineRule="auto" w:after="180"/>
+      </w:pPr>
+      <w:r>
+        <w:rPr>
+          <w:b w:val="0"/>
+        </w:rPr>
+        <w:t xml:space="preserve">Your teacher has the independent answer and scoring criteria. Complete the matching workbook week to keep your practice </w:t>
+      </w:r>
+      <w:r>
+        <w:rPr>
+          <w:b/>
+        </w:rPr>
+        <w:t>evidence</w:t>
+      </w:r>
+      <w:r>
+        <w:rPr>
+          <w:b w:val="0"/>
+        </w:rPr>
+        <w:t xml:space="preserve"> together.</w:t>
       </w:r>
     </w:p>
     <w:p>
@@ -3747,8 +5931,26 @@
       </w:r>
     </w:p>
     <w:p>
-      <w:r>
-        <w:t>Your assistant passes 9/12 final questions, including all six direct facts but only 3/6 ambiguous or absent-evidence cases. Report results and argue for a focused next step.</w:t>
+      <w:pPr>
+        <w:spacing w:line="336" w:lineRule="auto" w:after="180"/>
+      </w:pPr>
+      <w:r>
+        <w:rPr>
+          <w:b w:val="0"/>
+        </w:rPr>
+        <w:t>Your assistant passes 9/12 final questions, including all six direct facts but only 3/6 ambiguous or absent-</w:t>
+      </w:r>
+      <w:r>
+        <w:rPr>
+          <w:b/>
+        </w:rPr>
+        <w:t>evidence</w:t>
+      </w:r>
+      <w:r>
+        <w:rPr>
+          <w:b w:val="0"/>
+        </w:rPr>
+        <w:t xml:space="preserve"> cases. Report results and argue for a focused next step.</w:t>
       </w:r>
     </w:p>
     <w:p>
@@ -3803,8 +6005,25 @@
       </w:r>
     </w:p>
     <w:p>
-      <w:r>
-        <w:t>Attempt the independent case before hints. Record whether you worked alone, used a hint or followed a model. After feedback, fix the first unsupported step and explain why it changed. A later check uses a changed case, not a copied answer.</w:t>
+      <w:pPr>
+        <w:spacing w:line="336" w:lineRule="auto" w:after="180"/>
+      </w:pPr>
+      <w:r>
+        <w:rPr>
+          <w:b w:val="0"/>
+        </w:rPr>
+        <w:t>Attempt the independent case before hints. Record whether you worked alone, used a hint or followed a model. After feedback, fix the first unsupported step and explain why it changed.</w:t>
+      </w:r>
+    </w:p>
+    <w:p>
+      <w:pPr>
+        <w:spacing w:line="336" w:lineRule="auto" w:after="180"/>
+      </w:pPr>
+      <w:r>
+        <w:rPr>
+          <w:b w:val="0"/>
+        </w:rPr>
+        <w:t>A later check uses a changed case, not a copied answer.</w:t>
       </w:r>
     </w:p>
     <w:p>
@@ -3817,7 +6036,30 @@
     </w:p>
     <w:p>
       <w:r>
-        <w:t>Start with this question: Defend a study-buddy project using separate claims and matching evidence.</w:t>
+        <w:t>Use this map to navigate Creator Defense, connect the goals to tasks and keep one evidence record for each attempt.</w:t>
+      </w:r>
+    </w:p>
+    <w:p>
+      <w:pPr>
+        <w:spacing w:line="336" w:lineRule="auto" w:after="180"/>
+      </w:pPr>
+      <w:r>
+        <w:rPr>
+          <w:b w:val="0"/>
+        </w:rPr>
+        <w:t xml:space="preserve">Start with this question: Defend a study-buddy project using separate claims and matching </w:t>
+      </w:r>
+      <w:r>
+        <w:rPr>
+          <w:b/>
+        </w:rPr>
+        <w:t>evidence</w:t>
+      </w:r>
+      <w:r>
+        <w:rPr>
+          <w:b w:val="0"/>
+        </w:rPr>
+        <w:t>.</w:t>
       </w:r>
     </w:p>
     <w:tbl>
@@ -3923,13 +6165,61 @@
       </w:tr>
     </w:tbl>
     <w:p>
-      <w:r>
-        <w:t>Remember → watch and explain → try with help → investigate → try independently → keep project evidence. Your teacher may spread this lesson across several classes.</w:t>
-      </w:r>
-    </w:p>
-    <w:p>
-      <w:r>
-        <w:t>Keep your first prediction. Compare it with what the evidence shows and explain any change.</w:t>
+      <w:pPr>
+        <w:spacing w:line="336" w:lineRule="auto" w:after="180"/>
+      </w:pPr>
+      <w:r>
+        <w:rPr>
+          <w:b w:val="0"/>
+        </w:rPr>
+        <w:t xml:space="preserve">Remember → watch and explain → try with help → investigate → try independently → keep project </w:t>
+      </w:r>
+      <w:r>
+        <w:rPr>
+          <w:b/>
+        </w:rPr>
+        <w:t>evidence</w:t>
+      </w:r>
+      <w:r>
+        <w:rPr>
+          <w:b w:val="0"/>
+        </w:rPr>
+        <w:t>. Your teacher may spread this lesson across several classes.</w:t>
+      </w:r>
+    </w:p>
+    <w:p>
+      <w:pPr>
+        <w:spacing w:line="336" w:lineRule="auto" w:after="180"/>
+      </w:pPr>
+      <w:r>
+        <w:rPr>
+          <w:b w:val="0"/>
+        </w:rPr>
+        <w:t xml:space="preserve">Keep your first </w:t>
+      </w:r>
+      <w:r>
+        <w:rPr>
+          <w:b/>
+        </w:rPr>
+        <w:t>prediction</w:t>
+      </w:r>
+      <w:r>
+        <w:rPr>
+          <w:b w:val="0"/>
+        </w:rPr>
+        <w:t xml:space="preserve">. Compare it with what the </w:t>
+      </w:r>
+      <w:r>
+        <w:rPr>
+          <w:b/>
+        </w:rPr>
+        <w:t>evidence</w:t>
+      </w:r>
+      <w:r>
+        <w:rPr>
+          <w:b w:val="0"/>
+        </w:rPr>
+        <w:t xml:space="preserve"> shows and explain any change.</w:t>
       </w:r>
     </w:p>
     <w:p>
@@ -3942,7 +6232,36 @@
     </w:p>
     <w:p>
       <w:r>
-        <w:t>Close your notes. Explain this goal in your own words: Explain the mechanism and terminology of generative systems defense</w:t>
+        <w:t>Explain Creator Defense without notes, identify a remaining question and plan a later check with a changed case.</w:t>
+      </w:r>
+    </w:p>
+    <w:p>
+      <w:pPr>
+        <w:spacing w:line="336" w:lineRule="auto" w:after="180"/>
+      </w:pPr>
+      <w:r>
+        <w:rPr>
+          <w:b w:val="0"/>
+        </w:rPr>
+        <w:t xml:space="preserve">Close your notes. Explain this goal in your own words: Explain the </w:t>
+      </w:r>
+      <w:r>
+        <w:rPr>
+          <w:b/>
+        </w:rPr>
+        <w:t>mechanism</w:t>
+      </w:r>
+      <w:r>
+        <w:rPr>
+          <w:b w:val="0"/>
+        </w:rPr>
+        <w:t xml:space="preserve"> and terminology of generative systems </w:t>
+      </w:r>
+      <w:r>
+        <w:rPr>
+          <w:b/>
+        </w:rPr>
+        <w:t>defense</w:t>
       </w:r>
     </w:p>
     <w:p>
@@ -3979,13 +6298,61 @@
       </w:r>
     </w:p>
     <w:p>
-      <w:r>
-        <w:t>If you are unsure, return to the worked picture and explain one arrow. If you are ready, change an input or assumption and justify your prediction.</w:t>
-      </w:r>
-    </w:p>
-    <w:p>
-      <w:r>
-        <w:t>Save your workbook evidence. At the next review, try a different case before opening your old answer.</w:t>
+      <w:pPr>
+        <w:spacing w:line="336" w:lineRule="auto" w:after="180"/>
+      </w:pPr>
+      <w:r>
+        <w:rPr>
+          <w:b w:val="0"/>
+        </w:rPr>
+        <w:t xml:space="preserve">If you are unsure, return to the worked picture and explain one arrow. If you are ready, change an </w:t>
+      </w:r>
+      <w:r>
+        <w:rPr>
+          <w:b/>
+        </w:rPr>
+        <w:t>input</w:t>
+      </w:r>
+      <w:r>
+        <w:rPr>
+          <w:b w:val="0"/>
+        </w:rPr>
+        <w:t xml:space="preserve"> or assumption and justify your </w:t>
+      </w:r>
+      <w:r>
+        <w:rPr>
+          <w:b/>
+        </w:rPr>
+        <w:t>prediction</w:t>
+      </w:r>
+      <w:r>
+        <w:rPr>
+          <w:b w:val="0"/>
+        </w:rPr>
+        <w:t>.</w:t>
+      </w:r>
+    </w:p>
+    <w:p>
+      <w:pPr>
+        <w:spacing w:line="336" w:lineRule="auto" w:after="180"/>
+      </w:pPr>
+      <w:r>
+        <w:rPr>
+          <w:b w:val="0"/>
+        </w:rPr>
+        <w:t xml:space="preserve">Save your workbook </w:t>
+      </w:r>
+      <w:r>
+        <w:rPr>
+          <w:b/>
+        </w:rPr>
+        <w:t>evidence</w:t>
+      </w:r>
+      <w:r>
+        <w:rPr>
+          <w:b w:val="0"/>
+        </w:rPr>
+        <w:t>. At the next review, try a different case before opening your old answer.</w:t>
       </w:r>
     </w:p>
     <w:p>
@@ -3998,12 +6365,41 @@
     </w:p>
     <w:p>
       <w:r>
+        <w:t>Attempt supported questions before using hints or feedback. Review a missing building block, then keep the completed work.</w:t>
+      </w:r>
+    </w:p>
+    <w:p>
+      <w:pPr>
+        <w:spacing w:line="336" w:lineRule="auto" w:after="180"/>
+      </w:pPr>
+      <w:r>
+        <w:rPr>
+          <w:b w:val="0"/>
+        </w:rPr>
         <w:t>Use this supported practice once, in the browser or on paper. Keep the reserved independent assessment for a separate first attempt before teacher feedback.</w:t>
       </w:r>
     </w:p>
     <w:p>
-      <w:r>
-        <w:t>Defend a study-buddy project using separate claims and matching evidence.</w:t>
+      <w:pPr>
+        <w:spacing w:line="336" w:lineRule="auto" w:after="180"/>
+      </w:pPr>
+      <w:r>
+        <w:rPr>
+          <w:b w:val="0"/>
+        </w:rPr>
+        <w:t xml:space="preserve">Defend a study-buddy project using separate claims and matching </w:t>
+      </w:r>
+      <w:r>
+        <w:rPr>
+          <w:b/>
+        </w:rPr>
+        <w:t>evidence</w:t>
+      </w:r>
+      <w:r>
+        <w:rPr>
+          <w:b w:val="0"/>
+        </w:rPr>
+        <w:t>.</w:t>
       </w:r>
     </w:p>
     <w:p>
@@ -4015,22 +6411,61 @@
       </w:r>
     </w:p>
     <w:p>
-      <w:r>
-        <w:t>Which labelled step matches this detail? Appropriate fallback is 4/5=80%. Make no measured speed claim.</w:t>
-      </w:r>
-    </w:p>
-    <w:p>
-      <w:r>
+      <w:pPr>
+        <w:spacing w:line="336" w:lineRule="auto" w:after="180"/>
+      </w:pPr>
+      <w:r>
+        <w:rPr>
+          <w:b w:val="0"/>
+        </w:rPr>
+        <w:t>Which labelled step matches this detail? Appropriate fallback is 4/5=</w:t>
+      </w:r>
+      <w:r>
+        <w:rPr>
+          <w:b/>
+        </w:rPr>
+        <w:t>80%</w:t>
+      </w:r>
+      <w:r>
+        <w:rPr>
+          <w:b w:val="0"/>
+        </w:rPr>
+        <w:t>. Make no measured speed claim.</w:t>
+      </w:r>
+    </w:p>
+    <w:p>
+      <w:pPr>
+        <w:spacing w:line="336" w:lineRule="auto" w:after="180"/>
+        <w:shd w:fill="F4F9FC"/>
+      </w:pPr>
+      <w:r>
+        <w:rPr>
+          <w:b w:val="0"/>
+        </w:rPr>
         <w:t>1. Fallback claim</w:t>
       </w:r>
     </w:p>
     <w:p>
-      <w:r>
+      <w:pPr>
+        <w:spacing w:line="336" w:lineRule="auto" w:after="180"/>
+        <w:shd w:fill="F4F9FC"/>
+      </w:pPr>
+      <w:r>
+        <w:rPr>
+          <w:b w:val="0"/>
+        </w:rPr>
         <w:t>2. Answer claim</w:t>
       </w:r>
     </w:p>
     <w:p>
-      <w:r>
+      <w:pPr>
+        <w:spacing w:line="336" w:lineRule="auto" w:after="180"/>
+        <w:shd w:fill="F4F9FC"/>
+      </w:pPr>
+      <w:r>
+        <w:rPr>
+          <w:b w:val="0"/>
+        </w:rPr>
         <w:t>3. Retrieval claim</w:t>
       </w:r>
     </w:p>
@@ -4068,41 +6503,203 @@
       </w:r>
     </w:p>
     <w:p>
-      <w:r>
+      <w:pPr>
+        <w:pStyle w:val="Heading3"/>
+      </w:pPr>
+      <w:r>
+        <w:t>Hint · try first</w:t>
+      </w:r>
+    </w:p>
+    <w:p>
+      <w:pPr>
+        <w:spacing w:line="336" w:lineRule="auto" w:after="180"/>
+        <w:shd w:fill="F1F6F8"/>
+      </w:pPr>
+      <w:r>
+        <w:rPr>
+          <w:b w:val="0"/>
+        </w:rPr>
         <w:t>Hint if needed: Read the steps in the pictorial case. Match the supplied detail to the stage that performs or records it.</w:t>
       </w:r>
     </w:p>
     <w:p>
-      <w:r>
-        <w:t>After your attempt, compare with the supported explanation: Fallback claim Appropriate fallback is 4/5=80%. Make no measured speed claim. Read the picture in order. Appropriate fallback is 4/5=80%. Make no measured speed claim. The arrows show which recorded input or intermediate result each decision uses. Explain the deciding step aloud before checking the changed case; pointing to the final answer alone does not show how it follows.</w:t>
-      </w:r>
-    </w:p>
-    <w:p>
       <w:pPr>
         <w:pStyle w:val="Heading3"/>
       </w:pPr>
       <w:r>
+        <w:t>Feedback · compare after trying</w:t>
+      </w:r>
+    </w:p>
+    <w:p>
+      <w:pPr>
+        <w:spacing w:line="336" w:lineRule="auto" w:after="180"/>
+        <w:shd w:fill="F1F6FC"/>
+      </w:pPr>
+      <w:r>
+        <w:rPr>
+          <w:b w:val="0"/>
+        </w:rPr>
+        <w:t>After your attempt, compare with the supported explanation: Fallback claim Appropriate fallback is 4/5=</w:t>
+      </w:r>
+      <w:r>
+        <w:rPr>
+          <w:b/>
+        </w:rPr>
+        <w:t>80%</w:t>
+      </w:r>
+      <w:r>
+        <w:rPr>
+          <w:b w:val="0"/>
+        </w:rPr>
+        <w:t>. Make no measured speed claim. Read the picture in order. Appropriate fallback is 4/5=</w:t>
+      </w:r>
+      <w:r>
+        <w:rPr>
+          <w:b/>
+        </w:rPr>
+        <w:t>80%</w:t>
+      </w:r>
+      <w:r>
+        <w:rPr>
+          <w:b w:val="0"/>
+        </w:rPr>
+        <w:t>.</w:t>
+      </w:r>
+    </w:p>
+    <w:p>
+      <w:pPr>
+        <w:spacing w:line="336" w:lineRule="auto" w:after="180"/>
+        <w:shd w:fill="F1F6FC"/>
+      </w:pPr>
+      <w:r>
+        <w:rPr>
+          <w:b w:val="0"/>
+        </w:rPr>
+        <w:t xml:space="preserve">Make no measured speed claim. The arrows show which recorded </w:t>
+      </w:r>
+      <w:r>
+        <w:rPr>
+          <w:b/>
+        </w:rPr>
+        <w:t>input</w:t>
+      </w:r>
+      <w:r>
+        <w:rPr>
+          <w:b w:val="0"/>
+        </w:rPr>
+        <w:t xml:space="preserve"> or intermediate result each decision uses.</w:t>
+      </w:r>
+    </w:p>
+    <w:p>
+      <w:pPr>
+        <w:spacing w:line="336" w:lineRule="auto" w:after="180"/>
+        <w:shd w:fill="F1F6FC"/>
+      </w:pPr>
+      <w:r>
+        <w:rPr>
+          <w:b w:val="0"/>
+        </w:rPr>
+        <w:t>Explain the deciding step aloud before checking the changed case; pointing to the final answer alone does not show how it follows.</w:t>
+      </w:r>
+    </w:p>
+    <w:p>
+      <w:pPr>
+        <w:pStyle w:val="Heading3"/>
+      </w:pPr>
+      <w:r>
         <w:t>Practice 2: explain the deciding evidence</w:t>
       </w:r>
     </w:p>
     <w:p>
-      <w:r>
+      <w:pPr>
+        <w:pStyle w:val="Heading3"/>
+      </w:pPr>
+      <w:r>
+        <w:t>Changed case · predict first</w:t>
+      </w:r>
+    </w:p>
+    <w:p>
+      <w:pPr>
+        <w:spacing w:line="336" w:lineRule="auto" w:after="180"/>
+        <w:shd w:fill="F5F1FB"/>
+      </w:pPr>
+      <w:r>
+        <w:rPr>
+          <w:b w:val="0"/>
+        </w:rPr>
         <w:t>Changed-case practice: Only the retrieval rate is put on the presentation poster. Which conclusion is supported by the supplied facts?</w:t>
       </w:r>
     </w:p>
     <w:p>
-      <w:r>
-        <w:t>1. This one example guarantees correct results for every future input.</w:t>
-      </w:r>
-    </w:p>
-    <w:p>
-      <w:r>
-        <w:t>2. The poster omits the lower supported-answer rate and cannot imply 80% fully correct answers.</w:t>
-      </w:r>
-    </w:p>
-    <w:p>
-      <w:r>
-        <w:t>3. We can decide the result without examining the changed input or the procedure.</w:t>
+      <w:pPr>
+        <w:spacing w:line="336" w:lineRule="auto" w:after="180"/>
+        <w:shd w:fill="F4F9FC"/>
+      </w:pPr>
+      <w:r>
+        <w:rPr>
+          <w:b w:val="0"/>
+        </w:rPr>
+        <w:t xml:space="preserve">1. This one example guarantees correct results for every future </w:t>
+      </w:r>
+      <w:r>
+        <w:rPr>
+          <w:b/>
+        </w:rPr>
+        <w:t>input</w:t>
+      </w:r>
+      <w:r>
+        <w:rPr>
+          <w:b w:val="0"/>
+        </w:rPr>
+        <w:t>.</w:t>
+      </w:r>
+    </w:p>
+    <w:p>
+      <w:pPr>
+        <w:spacing w:line="336" w:lineRule="auto" w:after="180"/>
+        <w:shd w:fill="F4F9FC"/>
+      </w:pPr>
+      <w:r>
+        <w:rPr>
+          <w:b w:val="0"/>
+        </w:rPr>
+        <w:t xml:space="preserve">2. The poster omits the lower supported-answer rate and cannot imply </w:t>
+      </w:r>
+      <w:r>
+        <w:rPr>
+          <w:b/>
+        </w:rPr>
+        <w:t>80%</w:t>
+      </w:r>
+      <w:r>
+        <w:rPr>
+          <w:b w:val="0"/>
+        </w:rPr>
+        <w:t xml:space="preserve"> fully correct answers.</w:t>
+      </w:r>
+    </w:p>
+    <w:p>
+      <w:pPr>
+        <w:spacing w:line="336" w:lineRule="auto" w:after="180"/>
+        <w:shd w:fill="F4F9FC"/>
+      </w:pPr>
+      <w:r>
+        <w:rPr>
+          <w:b w:val="0"/>
+        </w:rPr>
+        <w:t xml:space="preserve">3. We can decide the result without examining the changed </w:t>
+      </w:r>
+      <w:r>
+        <w:rPr>
+          <w:b/>
+        </w:rPr>
+        <w:t>input</w:t>
+      </w:r>
+      <w:r>
+        <w:rPr>
+          <w:b w:val="0"/>
+        </w:rPr>
+        <w:t xml:space="preserve"> or the procedure.</w:t>
       </w:r>
     </w:p>
     <w:p>
@@ -4139,36 +6736,225 @@
       </w:r>
     </w:p>
     <w:p>
-      <w:r>
+      <w:pPr>
+        <w:pStyle w:val="Heading3"/>
+      </w:pPr>
+      <w:r>
+        <w:t>Hint · try first</w:t>
+      </w:r>
+    </w:p>
+    <w:p>
+      <w:pPr>
+        <w:spacing w:line="336" w:lineRule="auto" w:after="180"/>
+        <w:shd w:fill="F1F6F8"/>
+      </w:pPr>
+      <w:r>
+        <w:rPr>
+          <w:b w:val="0"/>
+        </w:rPr>
         <w:t>Hint if needed: Use the changed condition and the deciding step in the pictorial trace. The answer must say what follows from those facts.</w:t>
       </w:r>
     </w:p>
     <w:p>
-      <w:r>
-        <w:t>After your attempt, compare with the supported explanation: The poster omits the lower supported-answer rate and cannot imply 80% fully correct answers. Retrieving useful evidence is an intermediate step, not proof that the final answer uses it correctly.</w:t>
-      </w:r>
-    </w:p>
-    <w:p>
       <w:pPr>
         <w:pStyle w:val="Heading3"/>
       </w:pPr>
       <w:r>
+        <w:t>Feedback · compare after trying</w:t>
+      </w:r>
+    </w:p>
+    <w:p>
+      <w:pPr>
+        <w:spacing w:line="336" w:lineRule="auto" w:after="180"/>
+        <w:shd w:fill="F1F6FC"/>
+      </w:pPr>
+      <w:r>
+        <w:rPr>
+          <w:b w:val="0"/>
+        </w:rPr>
+        <w:t xml:space="preserve">After your attempt, compare with the supported explanation: The poster omits the lower supported-answer rate and cannot imply </w:t>
+      </w:r>
+      <w:r>
+        <w:rPr>
+          <w:b/>
+        </w:rPr>
+        <w:t>80%</w:t>
+      </w:r>
+      <w:r>
+        <w:rPr>
+          <w:b w:val="0"/>
+        </w:rPr>
+        <w:t xml:space="preserve"> fully correct answers.</w:t>
+      </w:r>
+    </w:p>
+    <w:p>
+      <w:pPr>
+        <w:spacing w:line="336" w:lineRule="auto" w:after="180"/>
+        <w:shd w:fill="F1F6FC"/>
+      </w:pPr>
+      <w:r>
+        <w:rPr>
+          <w:b w:val="0"/>
+        </w:rPr>
+        <w:t xml:space="preserve">Retrieving useful </w:t>
+      </w:r>
+      <w:r>
+        <w:rPr>
+          <w:b/>
+        </w:rPr>
+        <w:t>evidence</w:t>
+      </w:r>
+      <w:r>
+        <w:rPr>
+          <w:b w:val="0"/>
+        </w:rPr>
+        <w:t xml:space="preserve"> is an intermediate step, not proof that the final answer uses it correctly.</w:t>
+      </w:r>
+    </w:p>
+    <w:p>
+      <w:pPr>
+        <w:pStyle w:val="Heading3"/>
+      </w:pPr>
+      <w:r>
         <w:t>Repair a missing building block</w:t>
       </w:r>
     </w:p>
     <w:p>
-      <w:r>
-        <w:t>Review Capstone Evaluate and Improve (ai-3/35). Goal: Explain the mechanism and terminology of capstone evaluation and revision. Short practice: May the team call the repaired validation cases an untouched final test? Point to the relevant step in the picture, then write the changed result and the rule or evidence that supports it.. Return to this week and explain what you changed.</w:t>
-      </w:r>
-    </w:p>
-    <w:p>
-      <w:r>
-        <w:t>Review Capstone Design (ai-3/33). Goal: Explain the mechanism and terminology of capstone requirements and corpus. Short practice: What should the project plan record before the new flower test? Point to the relevant step in the picture, then write the changed result and the rule or evidence that supports it.. Return to this week and explain what you changed.</w:t>
-      </w:r>
-    </w:p>
-    <w:p>
-      <w:r>
-        <w:t>Review Bias and Representation (ai-3/30). Goal: Explain the mechanism and terminology of representation and bias evaluation. Short practice: Explain why comparing six correct answers in each group would mislead. Point to the relevant step in the picture, then write the changed result and the rule or evidence that supports it.. Return to this week and explain what you changed.</w:t>
+      <w:pPr>
+        <w:spacing w:line="336" w:lineRule="auto" w:after="180"/>
+      </w:pPr>
+      <w:r>
+        <w:rPr>
+          <w:b w:val="0"/>
+        </w:rPr>
+        <w:t xml:space="preserve">Review Capstone Evaluate and Improve (ai-3/35). Goal: Explain the </w:t>
+      </w:r>
+      <w:r>
+        <w:rPr>
+          <w:b/>
+        </w:rPr>
+        <w:t>mechanism</w:t>
+      </w:r>
+      <w:r>
+        <w:rPr>
+          <w:b w:val="0"/>
+        </w:rPr>
+        <w:t xml:space="preserve"> and terminology of capstone evaluation and revision. Short practice: May the team call the repaired validation cases an untouched final test?</w:t>
+      </w:r>
+    </w:p>
+    <w:p>
+      <w:pPr>
+        <w:spacing w:line="336" w:lineRule="auto" w:after="180"/>
+      </w:pPr>
+      <w:r>
+        <w:rPr>
+          <w:b w:val="0"/>
+        </w:rPr>
+        <w:t xml:space="preserve">Point to the relevant step in the picture, then write the changed result and the rule or </w:t>
+      </w:r>
+      <w:r>
+        <w:rPr>
+          <w:b/>
+        </w:rPr>
+        <w:t>evidence</w:t>
+      </w:r>
+      <w:r>
+        <w:rPr>
+          <w:b w:val="0"/>
+        </w:rPr>
+        <w:t xml:space="preserve"> that supports it.. Return to this week and explain what you changed.</w:t>
+      </w:r>
+    </w:p>
+    <w:p>
+      <w:pPr>
+        <w:spacing w:line="336" w:lineRule="auto" w:after="180"/>
+      </w:pPr>
+      <w:r>
+        <w:rPr>
+          <w:b w:val="0"/>
+        </w:rPr>
+        <w:t xml:space="preserve">Review Capstone Design (ai-3/33). Goal: Explain the </w:t>
+      </w:r>
+      <w:r>
+        <w:rPr>
+          <w:b/>
+        </w:rPr>
+        <w:t>mechanism</w:t>
+      </w:r>
+      <w:r>
+        <w:rPr>
+          <w:b w:val="0"/>
+        </w:rPr>
+        <w:t xml:space="preserve"> and terminology of capstone requirements and corpus. Short practice: What should the project plan record before the new flower test?</w:t>
+      </w:r>
+    </w:p>
+    <w:p>
+      <w:pPr>
+        <w:spacing w:line="336" w:lineRule="auto" w:after="180"/>
+      </w:pPr>
+      <w:r>
+        <w:rPr>
+          <w:b w:val="0"/>
+        </w:rPr>
+        <w:t xml:space="preserve">Point to the relevant step in the picture, then write the changed result and the rule or </w:t>
+      </w:r>
+      <w:r>
+        <w:rPr>
+          <w:b/>
+        </w:rPr>
+        <w:t>evidence</w:t>
+      </w:r>
+      <w:r>
+        <w:rPr>
+          <w:b w:val="0"/>
+        </w:rPr>
+        <w:t xml:space="preserve"> that supports it.. Return to this week and explain what you changed.</w:t>
+      </w:r>
+    </w:p>
+    <w:p>
+      <w:pPr>
+        <w:spacing w:line="336" w:lineRule="auto" w:after="180"/>
+      </w:pPr>
+      <w:r>
+        <w:rPr>
+          <w:b w:val="0"/>
+        </w:rPr>
+        <w:t xml:space="preserve">Review Bias and Representation (ai-3/30). Goal: Explain the </w:t>
+      </w:r>
+      <w:r>
+        <w:rPr>
+          <w:b/>
+        </w:rPr>
+        <w:t>mechanism</w:t>
+      </w:r>
+      <w:r>
+        <w:rPr>
+          <w:b w:val="0"/>
+        </w:rPr>
+        <w:t xml:space="preserve"> and terminology of representation and bias evaluation. Short practice: Explain why comparing six correct answers in each group would mislead.</w:t>
+      </w:r>
+    </w:p>
+    <w:p>
+      <w:pPr>
+        <w:spacing w:line="336" w:lineRule="auto" w:after="180"/>
+      </w:pPr>
+      <w:r>
+        <w:rPr>
+          <w:b w:val="0"/>
+        </w:rPr>
+        <w:t xml:space="preserve">Point to the relevant step in the picture, then write the changed result and the rule or </w:t>
+      </w:r>
+      <w:r>
+        <w:rPr>
+          <w:b/>
+        </w:rPr>
+        <w:t>evidence</w:t>
+      </w:r>
+      <w:r>
+        <w:rPr>
+          <w:b w:val="0"/>
+        </w:rPr>
+        <w:t xml:space="preserve"> that supports it.. Return to this week and explain what you changed.</w:t>
       </w:r>
     </w:p>
     <w:p>
@@ -4180,8 +6966,850 @@
       </w:r>
     </w:p>
     <w:p>
-      <w:r>
-        <w:t>Use Download completed work in the hosted lesson to export your answers, reflections, practice feedback and code-run evidence. Open the HTML copy to read or print it. Drafts stay in this browser when storage is available; clear drafts on a shared device.</w:t>
+      <w:pPr>
+        <w:spacing w:line="336" w:lineRule="auto" w:after="180"/>
+      </w:pPr>
+      <w:r>
+        <w:rPr>
+          <w:b w:val="0"/>
+        </w:rPr>
+        <w:t xml:space="preserve">Use Download completed work in the hosted lesson to export your answers, reflections, practice feedback and code-run </w:t>
+      </w:r>
+      <w:r>
+        <w:rPr>
+          <w:b/>
+        </w:rPr>
+        <w:t>evidence</w:t>
+      </w:r>
+      <w:r>
+        <w:rPr>
+          <w:b w:val="0"/>
+        </w:rPr>
+        <w:t>. Open the HTML copy to read or print it.</w:t>
+      </w:r>
+    </w:p>
+    <w:p>
+      <w:pPr>
+        <w:spacing w:line="336" w:lineRule="auto" w:after="180"/>
+      </w:pPr>
+      <w:r>
+        <w:rPr>
+          <w:b w:val="0"/>
+        </w:rPr>
+        <w:t>Drafts stay in this browser when storage is available; clear drafts on a shared device.</w:t>
+      </w:r>
+    </w:p>
+    <w:p>
+      <w:pPr>
+        <w:pStyle w:val="Heading1"/>
+      </w:pPr>
+      <w:r>
+        <w:t>18. Visual concept journey</w:t>
+      </w:r>
+    </w:p>
+    <w:p>
+      <w:r>
+        <w:t>Explain each Creator Defense graphic using its labels, deciding evidence and relevant limitation.</w:t>
+      </w:r>
+    </w:p>
+    <w:p>
+      <w:pPr>
+        <w:pStyle w:val="Heading3"/>
+      </w:pPr>
+      <w:r>
+        <w:t>01. Creator Defense: the case</w:t>
+      </w:r>
+    </w:p>
+    <w:p>
+      <w:r>
+        <w:drawing>
+          <wp:inline xmlns:a="http://schemas.openxmlformats.org/drawingml/2006/main" xmlns:pic="http://schemas.openxmlformats.org/drawingml/2006/picture">
+            <wp:extent cx="5486400" cy="3288792"/>
+            <wp:docPr id="22" name="Picture 22" descr="Defend a study-buddy project using separate claims and matching evidence. Supplied facts: Set A: 15 answerable questions, with 12 relevant retrievals and 9 supported answers. Separate set B: 5 missing-source questions, with 4 appropriate fallbacks. No speed measurements exist. All inputs and outcomes in this worked example are invented classroom data; no real model run is claimed."/>
+            <wp:cNvGraphicFramePr>
+              <a:graphicFrameLocks noChangeAspect="1"/>
+            </wp:cNvGraphicFramePr>
+            <a:graphic>
+              <a:graphicData uri="http://schemas.openxmlformats.org/drawingml/2006/picture">
+                <pic:pic>
+                  <pic:nvPicPr>
+                    <pic:cNvPr id="0" name="academy-story-ai-3-36-01.png"/>
+                    <pic:cNvPicPr/>
+                  </pic:nvPicPr>
+                  <pic:blipFill>
+                    <a:blip r:embed="rId29"/>
+                    <a:stretch>
+                      <a:fillRect/>
+                    </a:stretch>
+                  </pic:blipFill>
+                  <pic:spPr>
+                    <a:xfrm>
+                      <a:off x="0" y="0"/>
+                      <a:ext cx="5486400" cy="3288792"/>
+                    </a:xfrm>
+                    <a:prstGeom prst="rect"/>
+                  </pic:spPr>
+                </pic:pic>
+              </a:graphicData>
+            </a:graphic>
+          </wp:inline>
+        </w:drawing>
+      </w:r>
+    </w:p>
+    <w:p>
+      <w:pPr>
+        <w:spacing w:line="336" w:lineRule="auto" w:after="180"/>
+      </w:pPr>
+      <w:r>
+        <w:rPr>
+          <w:b w:val="0"/>
+        </w:rPr>
+        <w:t xml:space="preserve">Defend a study-buddy project using separate claims and matching </w:t>
+      </w:r>
+      <w:r>
+        <w:rPr>
+          <w:b/>
+        </w:rPr>
+        <w:t>evidence</w:t>
+      </w:r>
+      <w:r>
+        <w:rPr>
+          <w:b w:val="0"/>
+        </w:rPr>
+        <w:t>. Supplied facts: Set A: 15 answerable questions, with 12 relevant retrievals and 9 supported answers.</w:t>
+      </w:r>
+    </w:p>
+    <w:p>
+      <w:pPr>
+        <w:spacing w:line="336" w:lineRule="auto" w:after="180"/>
+      </w:pPr>
+      <w:r>
+        <w:rPr>
+          <w:b w:val="0"/>
+        </w:rPr>
+        <w:t xml:space="preserve">Separate set B: 5 missing-source questions, with 4 appropriate fallbacks. No speed measurements exist. All </w:t>
+      </w:r>
+      <w:r>
+        <w:rPr>
+          <w:b/>
+        </w:rPr>
+        <w:t>input</w:t>
+      </w:r>
+      <w:r>
+        <w:rPr>
+          <w:b w:val="0"/>
+        </w:rPr>
+        <w:t>s and outcomes in this worked example are invented classroom data; no real model run is claimed.</w:t>
+      </w:r>
+    </w:p>
+    <w:p>
+      <w:pPr>
+        <w:spacing w:line="336" w:lineRule="auto" w:after="180"/>
+        <w:shd w:fill="F5F1FB"/>
+      </w:pPr>
+      <w:r>
+        <w:rPr>
+          <w:b w:val="0"/>
+        </w:rPr>
+        <w:t>Point to the given fact that matters most. Explain why it matters.</w:t>
+      </w:r>
+    </w:p>
+    <w:p>
+      <w:pPr>
+        <w:pStyle w:val="Heading3"/>
+      </w:pPr>
+      <w:r>
+        <w:t>02. Follow the deciding steps</w:t>
+      </w:r>
+    </w:p>
+    <w:p>
+      <w:r>
+        <w:drawing>
+          <wp:inline xmlns:a="http://schemas.openxmlformats.org/drawingml/2006/main" xmlns:pic="http://schemas.openxmlformats.org/drawingml/2006/picture">
+            <wp:extent cx="5486400" cy="3182112"/>
+            <wp:docPr id="23" name="Picture 23" descr="Retrieval claim: Relevant retrieval rate is 12/15=80%. → Answer claim: Supported-answer rate is 9/15=60%; retrieval success is not answer success. → Fallback claim: Appropriate fallback is 4/5=80%. Make no measured speed claim."/>
+            <wp:cNvGraphicFramePr>
+              <a:graphicFrameLocks noChangeAspect="1"/>
+            </wp:cNvGraphicFramePr>
+            <a:graphic>
+              <a:graphicData uri="http://schemas.openxmlformats.org/drawingml/2006/picture">
+                <pic:pic>
+                  <pic:nvPicPr>
+                    <pic:cNvPr id="0" name="academy-story-ai-3-36-02.png"/>
+                    <pic:cNvPicPr/>
+                  </pic:nvPicPr>
+                  <pic:blipFill>
+                    <a:blip r:embed="rId30"/>
+                    <a:stretch>
+                      <a:fillRect/>
+                    </a:stretch>
+                  </pic:blipFill>
+                  <pic:spPr>
+                    <a:xfrm>
+                      <a:off x="0" y="0"/>
+                      <a:ext cx="5486400" cy="3182112"/>
+                    </a:xfrm>
+                    <a:prstGeom prst="rect"/>
+                  </pic:spPr>
+                </pic:pic>
+              </a:graphicData>
+            </a:graphic>
+          </wp:inline>
+        </w:drawing>
+      </w:r>
+    </w:p>
+    <w:p>
+      <w:pPr>
+        <w:spacing w:line="336" w:lineRule="auto" w:after="180"/>
+      </w:pPr>
+      <w:r>
+        <w:rPr>
+          <w:b w:val="0"/>
+        </w:rPr>
+        <w:t>Retrieval claim: Relevant retrieval rate is 12/15=</w:t>
+      </w:r>
+      <w:r>
+        <w:rPr>
+          <w:b/>
+        </w:rPr>
+        <w:t>80%</w:t>
+      </w:r>
+      <w:r>
+        <w:rPr>
+          <w:b w:val="0"/>
+        </w:rPr>
+        <w:t>. → Answer claim: Supported-answer rate is 9/15=</w:t>
+      </w:r>
+      <w:r>
+        <w:rPr>
+          <w:b/>
+        </w:rPr>
+        <w:t>60%</w:t>
+      </w:r>
+      <w:r>
+        <w:rPr>
+          <w:b w:val="0"/>
+        </w:rPr>
+        <w:t>; retrieval success is not answer success. → Fallback claim: Appropriate fallback is 4/5=</w:t>
+      </w:r>
+      <w:r>
+        <w:rPr>
+          <w:b/>
+        </w:rPr>
+        <w:t>80%</w:t>
+      </w:r>
+      <w:r>
+        <w:rPr>
+          <w:b w:val="0"/>
+        </w:rPr>
+        <w:t>.</w:t>
+      </w:r>
+    </w:p>
+    <w:p>
+      <w:pPr>
+        <w:spacing w:line="336" w:lineRule="auto" w:after="180"/>
+      </w:pPr>
+      <w:r>
+        <w:rPr>
+          <w:b w:val="0"/>
+        </w:rPr>
+        <w:t>Make no measured speed claim.</w:t>
+      </w:r>
+    </w:p>
+    <w:p>
+      <w:pPr>
+        <w:spacing w:line="336" w:lineRule="auto" w:after="180"/>
+        <w:shd w:fill="F5F1FB"/>
+      </w:pPr>
+      <w:r>
+        <w:rPr>
+          <w:b w:val="0"/>
+        </w:rPr>
+        <w:t xml:space="preserve">Point to each numbered stage and explain which recorded </w:t>
+      </w:r>
+      <w:r>
+        <w:rPr>
+          <w:b/>
+        </w:rPr>
+        <w:t>input</w:t>
+      </w:r>
+      <w:r>
+        <w:rPr>
+          <w:b w:val="0"/>
+        </w:rPr>
+        <w:t xml:space="preserve"> it uses.</w:t>
+      </w:r>
+    </w:p>
+    <w:p>
+      <w:pPr>
+        <w:pStyle w:val="Heading3"/>
+      </w:pPr>
+      <w:r>
+        <w:t>03. Generative systems defense — evidence trace</w:t>
+      </w:r>
+    </w:p>
+    <w:p>
+      <w:r>
+        <w:drawing>
+          <wp:inline xmlns:a="http://schemas.openxmlformats.org/drawingml/2006/main" xmlns:pic="http://schemas.openxmlformats.org/drawingml/2006/picture">
+            <wp:extent cx="5486400" cy="3297936"/>
+            <wp:docPr id="24" name="Picture 24" descr="Generative systems defense — evidence trace. System reports 9/10 retrieved relevant records, 7/10 supported answers and zero actions in a read-only run. | Link each claim to a recorded result. State the distinction between retrieval relevance, claim support, fallback and permissions. Give a reproduction packet and answer challenges without inventing missing measurements. | Retrieval rate 90% and support rate 70% differ. Action trace supports zero actions in that run; no timing evidence supports speed. Correct the full-correctness and speed claims."/>
+            <wp:cNvGraphicFramePr>
+              <a:graphicFrameLocks noChangeAspect="1"/>
+            </wp:cNvGraphicFramePr>
+            <a:graphic>
+              <a:graphicData uri="http://schemas.openxmlformats.org/drawingml/2006/picture">
+                <pic:pic>
+                  <pic:nvPicPr>
+                    <pic:cNvPr id="0" name="academy-story-ai-3-36-03.png"/>
+                    <pic:cNvPicPr/>
+                  </pic:nvPicPr>
+                  <pic:blipFill>
+                    <a:blip r:embed="rId31"/>
+                    <a:stretch>
+                      <a:fillRect/>
+                    </a:stretch>
+                  </pic:blipFill>
+                  <pic:spPr>
+                    <a:xfrm>
+                      <a:off x="0" y="0"/>
+                      <a:ext cx="5486400" cy="3297936"/>
+                    </a:xfrm>
+                    <a:prstGeom prst="rect"/>
+                  </pic:spPr>
+                </pic:pic>
+              </a:graphicData>
+            </a:graphic>
+          </wp:inline>
+        </w:drawing>
+      </w:r>
+    </w:p>
+    <w:p>
+      <w:pPr>
+        <w:spacing w:line="336" w:lineRule="auto" w:after="180"/>
+      </w:pPr>
+      <w:r>
+        <w:rPr>
+          <w:b w:val="0"/>
+        </w:rPr>
+        <w:t xml:space="preserve">Generative systems </w:t>
+      </w:r>
+      <w:r>
+        <w:rPr>
+          <w:b/>
+        </w:rPr>
+        <w:t>defense</w:t>
+      </w:r>
+      <w:r>
+        <w:rPr>
+          <w:b w:val="0"/>
+        </w:rPr>
+        <w:t xml:space="preserve"> — </w:t>
+      </w:r>
+      <w:r>
+        <w:rPr>
+          <w:b/>
+        </w:rPr>
+        <w:t>evidence</w:t>
+      </w:r>
+      <w:r>
+        <w:rPr>
+          <w:b w:val="0"/>
+        </w:rPr>
+        <w:t xml:space="preserve"> trace. System reports 9/10 retrieved relevant records, 7/10 supported answers and zero actions in a read-only run. | Link each claim to a recorded result.</w:t>
+      </w:r>
+    </w:p>
+    <w:p>
+      <w:pPr>
+        <w:spacing w:line="336" w:lineRule="auto" w:after="180"/>
+      </w:pPr>
+      <w:r>
+        <w:rPr>
+          <w:b w:val="0"/>
+        </w:rPr>
+        <w:t>State the distinction between retrieval relevance, claim support, fallback and permissions.</w:t>
+      </w:r>
+    </w:p>
+    <w:p>
+      <w:pPr>
+        <w:spacing w:line="336" w:lineRule="auto" w:after="180"/>
+      </w:pPr>
+      <w:r>
+        <w:rPr>
+          <w:b w:val="0"/>
+        </w:rPr>
+        <w:t xml:space="preserve">Give a </w:t>
+      </w:r>
+      <w:r>
+        <w:rPr>
+          <w:b/>
+        </w:rPr>
+        <w:t>reproduction packet</w:t>
+      </w:r>
+      <w:r>
+        <w:rPr>
+          <w:b w:val="0"/>
+        </w:rPr>
+        <w:t xml:space="preserve"> and answer challenges without inventing missing measurements. | Retrieval rate 90% and support rate </w:t>
+      </w:r>
+      <w:r>
+        <w:rPr>
+          <w:b/>
+        </w:rPr>
+        <w:t>70%</w:t>
+      </w:r>
+      <w:r>
+        <w:rPr>
+          <w:b w:val="0"/>
+        </w:rPr>
+        <w:t xml:space="preserve"> differ. Action trace supports zero actions in that run; no timing </w:t>
+      </w:r>
+      <w:r>
+        <w:rPr>
+          <w:b/>
+        </w:rPr>
+        <w:t>evidence</w:t>
+      </w:r>
+      <w:r>
+        <w:rPr>
+          <w:b w:val="0"/>
+        </w:rPr>
+        <w:t xml:space="preserve"> supports speed.</w:t>
+      </w:r>
+    </w:p>
+    <w:p>
+      <w:pPr>
+        <w:spacing w:line="336" w:lineRule="auto" w:after="180"/>
+      </w:pPr>
+      <w:r>
+        <w:rPr>
+          <w:b w:val="0"/>
+        </w:rPr>
+        <w:t>Correct the full-correctness and speed claims.</w:t>
+      </w:r>
+    </w:p>
+    <w:p>
+      <w:pPr>
+        <w:spacing w:line="336" w:lineRule="auto" w:after="180"/>
+        <w:shd w:fill="F5F1FB"/>
+      </w:pPr>
+      <w:r>
+        <w:rPr>
+          <w:b w:val="0"/>
+        </w:rPr>
+        <w:t>Read the labels and values. Explain the relationship the model shows.</w:t>
+      </w:r>
+    </w:p>
+    <w:p>
+      <w:pPr>
+        <w:pStyle w:val="Heading3"/>
+      </w:pPr>
+      <w:r>
+        <w:t>04. Change one thing. Trace what follows.</w:t>
+      </w:r>
+    </w:p>
+    <w:p>
+      <w:r>
+        <w:drawing>
+          <wp:inline xmlns:a="http://schemas.openxmlformats.org/drawingml/2006/main" xmlns:pic="http://schemas.openxmlformats.org/drawingml/2006/picture">
+            <wp:extent cx="5486400" cy="3179064"/>
+            <wp:docPr id="25" name="Picture 25" descr="Original case: Appropriate fallback is 4/5=80%. Make no measured speed claim. Changed condition: Only the retrieval rate is put on the presentation poster. Expected result: The poster omits the lower supported-answer rate and cannot imply 80% fully correct answers. Reason: Retrieving useful evidence is an intermediate step, not proof that the final answer uses it correctly."/>
+            <wp:cNvGraphicFramePr>
+              <a:graphicFrameLocks noChangeAspect="1"/>
+            </wp:cNvGraphicFramePr>
+            <a:graphic>
+              <a:graphicData uri="http://schemas.openxmlformats.org/drawingml/2006/picture">
+                <pic:pic>
+                  <pic:nvPicPr>
+                    <pic:cNvPr id="0" name="academy-story-ai-3-36-04.png"/>
+                    <pic:cNvPicPr/>
+                  </pic:nvPicPr>
+                  <pic:blipFill>
+                    <a:blip r:embed="rId32"/>
+                    <a:stretch>
+                      <a:fillRect/>
+                    </a:stretch>
+                  </pic:blipFill>
+                  <pic:spPr>
+                    <a:xfrm>
+                      <a:off x="0" y="0"/>
+                      <a:ext cx="5486400" cy="3179064"/>
+                    </a:xfrm>
+                    <a:prstGeom prst="rect"/>
+                  </pic:spPr>
+                </pic:pic>
+              </a:graphicData>
+            </a:graphic>
+          </wp:inline>
+        </w:drawing>
+      </w:r>
+    </w:p>
+    <w:p>
+      <w:pPr>
+        <w:spacing w:line="336" w:lineRule="auto" w:after="180"/>
+      </w:pPr>
+      <w:r>
+        <w:rPr>
+          <w:b w:val="0"/>
+        </w:rPr>
+        <w:t>Original case: Appropriate fallback is 4/5=</w:t>
+      </w:r>
+      <w:r>
+        <w:rPr>
+          <w:b/>
+        </w:rPr>
+        <w:t>80%</w:t>
+      </w:r>
+      <w:r>
+        <w:rPr>
+          <w:b w:val="0"/>
+        </w:rPr>
+        <w:t>. Make no measured speed claim. Changed condition: Only the retrieval rate is put on the presentation poster.</w:t>
+      </w:r>
+    </w:p>
+    <w:p>
+      <w:pPr>
+        <w:spacing w:line="336" w:lineRule="auto" w:after="180"/>
+      </w:pPr>
+      <w:r>
+        <w:rPr>
+          <w:b w:val="0"/>
+        </w:rPr>
+        <w:t xml:space="preserve">Expected result: The poster omits the lower supported-answer rate and cannot imply </w:t>
+      </w:r>
+      <w:r>
+        <w:rPr>
+          <w:b/>
+        </w:rPr>
+        <w:t>80%</w:t>
+      </w:r>
+      <w:r>
+        <w:rPr>
+          <w:b w:val="0"/>
+        </w:rPr>
+        <w:t xml:space="preserve"> fully correct answers. Reason: Retrieving useful </w:t>
+      </w:r>
+      <w:r>
+        <w:rPr>
+          <w:b/>
+        </w:rPr>
+        <w:t>evidence</w:t>
+      </w:r>
+      <w:r>
+        <w:rPr>
+          <w:b w:val="0"/>
+        </w:rPr>
+        <w:t xml:space="preserve"> is an intermediate step, not proof that the final answer uses it correctly.</w:t>
+      </w:r>
+    </w:p>
+    <w:p>
+      <w:pPr>
+        <w:spacing w:line="336" w:lineRule="auto" w:after="180"/>
+        <w:shd w:fill="F5F1FB"/>
+      </w:pPr>
+      <w:r>
+        <w:rPr>
+          <w:b w:val="0"/>
+        </w:rPr>
+        <w:t>Predict before checking the worked changed-case result. Name what changed and what the supplied facts allow you to conclude.</w:t>
+      </w:r>
+    </w:p>
+    <w:p>
+      <w:pPr>
+        <w:pStyle w:val="Heading3"/>
+      </w:pPr>
+      <w:r>
+        <w:t>05. Connect the explanation to its limit</w:t>
+      </w:r>
+    </w:p>
+    <w:p>
+      <w:r>
+        <w:drawing>
+          <wp:inline xmlns:a="http://schemas.openxmlformats.org/drawingml/2006/main" xmlns:pic="http://schemas.openxmlformats.org/drawingml/2006/picture">
+            <wp:extent cx="5486400" cy="2834640"/>
+            <wp:docPr id="26" name="Picture 26" descr="Read the picture in order. Appropriate fallback is 4/5=80%. Make no measured speed claim. The arrows show which recorded input or intermediate result each decision uses. Explain the deciding step aloud before checking the changed case; pointing to the final answer alone does not show how it follows. Limit: These invented counts illustrate defense structure; the class must replace them with its own documented evidence."/>
+            <wp:cNvGraphicFramePr>
+              <a:graphicFrameLocks noChangeAspect="1"/>
+            </wp:cNvGraphicFramePr>
+            <a:graphic>
+              <a:graphicData uri="http://schemas.openxmlformats.org/drawingml/2006/picture">
+                <pic:pic>
+                  <pic:nvPicPr>
+                    <pic:cNvPr id="0" name="academy-story-ai-3-36-05.png"/>
+                    <pic:cNvPicPr/>
+                  </pic:nvPicPr>
+                  <pic:blipFill>
+                    <a:blip r:embed="rId33"/>
+                    <a:stretch>
+                      <a:fillRect/>
+                    </a:stretch>
+                  </pic:blipFill>
+                  <pic:spPr>
+                    <a:xfrm>
+                      <a:off x="0" y="0"/>
+                      <a:ext cx="5486400" cy="2834640"/>
+                    </a:xfrm>
+                    <a:prstGeom prst="rect"/>
+                  </pic:spPr>
+                </pic:pic>
+              </a:graphicData>
+            </a:graphic>
+          </wp:inline>
+        </w:drawing>
+      </w:r>
+    </w:p>
+    <w:p>
+      <w:pPr>
+        <w:spacing w:line="336" w:lineRule="auto" w:after="180"/>
+      </w:pPr>
+      <w:r>
+        <w:rPr>
+          <w:b w:val="0"/>
+        </w:rPr>
+        <w:t>Read the picture in order. Appropriate fallback is 4/5=</w:t>
+      </w:r>
+      <w:r>
+        <w:rPr>
+          <w:b/>
+        </w:rPr>
+        <w:t>80%</w:t>
+      </w:r>
+      <w:r>
+        <w:rPr>
+          <w:b w:val="0"/>
+        </w:rPr>
+        <w:t xml:space="preserve">. Make no measured speed claim. The arrows show which recorded </w:t>
+      </w:r>
+      <w:r>
+        <w:rPr>
+          <w:b/>
+        </w:rPr>
+        <w:t>input</w:t>
+      </w:r>
+      <w:r>
+        <w:rPr>
+          <w:b w:val="0"/>
+        </w:rPr>
+        <w:t xml:space="preserve"> or intermediate result each decision uses.</w:t>
+      </w:r>
+    </w:p>
+    <w:p>
+      <w:pPr>
+        <w:spacing w:line="336" w:lineRule="auto" w:after="180"/>
+      </w:pPr>
+      <w:r>
+        <w:rPr>
+          <w:b w:val="0"/>
+        </w:rPr>
+        <w:t>Explain the deciding step aloud before checking the changed case; pointing to the final answer alone does not show how it follows.</w:t>
+      </w:r>
+    </w:p>
+    <w:p>
+      <w:pPr>
+        <w:spacing w:line="336" w:lineRule="auto" w:after="180"/>
+      </w:pPr>
+      <w:r>
+        <w:rPr>
+          <w:b w:val="0"/>
+        </w:rPr>
+        <w:t xml:space="preserve">Limit: These invented counts illustrate </w:t>
+      </w:r>
+      <w:r>
+        <w:rPr>
+          <w:b/>
+        </w:rPr>
+        <w:t>defense</w:t>
+      </w:r>
+      <w:r>
+        <w:rPr>
+          <w:b w:val="0"/>
+        </w:rPr>
+        <w:t xml:space="preserve"> structure; the class must replace them with its own documented </w:t>
+      </w:r>
+      <w:r>
+        <w:rPr>
+          <w:b/>
+        </w:rPr>
+        <w:t>evidence</w:t>
+      </w:r>
+      <w:r>
+        <w:rPr>
+          <w:b w:val="0"/>
+        </w:rPr>
+        <w:t>.</w:t>
+      </w:r>
+    </w:p>
+    <w:p>
+      <w:pPr>
+        <w:spacing w:line="336" w:lineRule="auto" w:after="180"/>
+        <w:shd w:fill="F5F1FB"/>
+      </w:pPr>
+      <w:r>
+        <w:rPr>
+          <w:b w:val="0"/>
+        </w:rPr>
+        <w:t>Explain the case, then point to a limit on the claim.</w:t>
+      </w:r>
+    </w:p>
+    <w:p>
+      <w:pPr>
+        <w:pStyle w:val="Heading3"/>
+      </w:pPr>
+      <w:r>
+        <w:t>06. Make the idea visible in your project</w:t>
+      </w:r>
+    </w:p>
+    <w:p>
+      <w:r>
+        <w:drawing>
+          <wp:inline xmlns:a="http://schemas.openxmlformats.org/drawingml/2006/main" xmlns:pic="http://schemas.openxmlformats.org/drawingml/2006/picture">
+            <wp:extent cx="5486400" cy="3681984"/>
+            <wp:docPr id="27" name="Picture 27" descr="For your Verified Study Buddy, save the input, procedure, observed result and limitation of this check. Label this worked example as practice; use a different, previously unreviewed case when checking independent understanding. Draw your input, deciding step, result and limit. Supported question: Which numbers would you display to make the defense honest? Point to the relevant step in the picture, then write the changed result and the rule or evidence that supports it."/>
+            <wp:cNvGraphicFramePr>
+              <a:graphicFrameLocks noChangeAspect="1"/>
+            </wp:cNvGraphicFramePr>
+            <a:graphic>
+              <a:graphicData uri="http://schemas.openxmlformats.org/drawingml/2006/picture">
+                <pic:pic>
+                  <pic:nvPicPr>
+                    <pic:cNvPr id="0" name="academy-story-ai-3-36-06.png"/>
+                    <pic:cNvPicPr/>
+                  </pic:nvPicPr>
+                  <pic:blipFill>
+                    <a:blip r:embed="rId34"/>
+                    <a:stretch>
+                      <a:fillRect/>
+                    </a:stretch>
+                  </pic:blipFill>
+                  <pic:spPr>
+                    <a:xfrm>
+                      <a:off x="0" y="0"/>
+                      <a:ext cx="5486400" cy="3681984"/>
+                    </a:xfrm>
+                    <a:prstGeom prst="rect"/>
+                  </pic:spPr>
+                </pic:pic>
+              </a:graphicData>
+            </a:graphic>
+          </wp:inline>
+        </w:drawing>
+      </w:r>
+    </w:p>
+    <w:p>
+      <w:pPr>
+        <w:spacing w:line="336" w:lineRule="auto" w:after="180"/>
+      </w:pPr>
+      <w:r>
+        <w:rPr>
+          <w:b w:val="0"/>
+        </w:rPr>
+        <w:t xml:space="preserve">For your Verified Study Buddy, save the </w:t>
+      </w:r>
+      <w:r>
+        <w:rPr>
+          <w:b/>
+        </w:rPr>
+        <w:t>input</w:t>
+      </w:r>
+      <w:r>
+        <w:rPr>
+          <w:b w:val="0"/>
+        </w:rPr>
+        <w:t xml:space="preserve">, procedure, observed result and </w:t>
+      </w:r>
+      <w:r>
+        <w:rPr>
+          <w:b/>
+        </w:rPr>
+        <w:t>limitation</w:t>
+      </w:r>
+      <w:r>
+        <w:rPr>
+          <w:b w:val="0"/>
+        </w:rPr>
+        <w:t xml:space="preserve"> of this check.</w:t>
+      </w:r>
+    </w:p>
+    <w:p>
+      <w:pPr>
+        <w:spacing w:line="336" w:lineRule="auto" w:after="180"/>
+      </w:pPr>
+      <w:r>
+        <w:rPr>
+          <w:b w:val="0"/>
+        </w:rPr>
+        <w:t xml:space="preserve">Label this worked example as practice; use a different, previously unreviewed case when checking independent understanding. Draw your </w:t>
+      </w:r>
+      <w:r>
+        <w:rPr>
+          <w:b/>
+        </w:rPr>
+        <w:t>input</w:t>
+      </w:r>
+      <w:r>
+        <w:rPr>
+          <w:b w:val="0"/>
+        </w:rPr>
+        <w:t>, deciding step, result and limit.</w:t>
+      </w:r>
+    </w:p>
+    <w:p>
+      <w:pPr>
+        <w:spacing w:line="336" w:lineRule="auto" w:after="180"/>
+      </w:pPr>
+      <w:r>
+        <w:rPr>
+          <w:b w:val="0"/>
+        </w:rPr>
+        <w:t xml:space="preserve">Supported question: Which numbers would you display to make the </w:t>
+      </w:r>
+      <w:r>
+        <w:rPr>
+          <w:b/>
+        </w:rPr>
+        <w:t>defense</w:t>
+      </w:r>
+      <w:r>
+        <w:rPr>
+          <w:b w:val="0"/>
+        </w:rPr>
+        <w:t xml:space="preserve"> honest? Point to the relevant step in the picture, then write the changed result and the rule or </w:t>
+      </w:r>
+      <w:r>
+        <w:rPr>
+          <w:b/>
+        </w:rPr>
+        <w:t>evidence</w:t>
+      </w:r>
+      <w:r>
+        <w:rPr>
+          <w:b w:val="0"/>
+        </w:rPr>
+        <w:t xml:space="preserve"> that supports it.</w:t>
+      </w:r>
+    </w:p>
+    <w:p>
+      <w:pPr>
+        <w:spacing w:line="336" w:lineRule="auto" w:after="180"/>
+        <w:shd w:fill="F5F1FB"/>
+      </w:pPr>
+      <w:r>
+        <w:rPr>
+          <w:b w:val="0"/>
+        </w:rPr>
+        <w:t xml:space="preserve">Draw your project trace and justify the deciding step using </w:t>
+      </w:r>
+      <w:r>
+        <w:rPr>
+          <w:b/>
+        </w:rPr>
+        <w:t>evidence</w:t>
+      </w:r>
+      <w:r>
+        <w:rPr>
+          <w:b w:val="0"/>
+        </w:rPr>
+        <w:t>.</w:t>
       </w:r>
     </w:p>
     <w:sectPr>
